--- a/docs/index.docx
+++ b/docs/index.docx
@@ -34,7 +34,7 @@
         <w:pStyle w:val="Date"/>
       </w:pPr>
       <w:r>
-        <w:t xml:space="preserve">2026-08-25</w:t>
+        <w:t xml:space="preserve">2026-09-16</w:t>
       </w:r>
     </w:p>
     <w:sdt>
@@ -426,7 +426,7 @@
         <w:t xml:space="preserve">)</w:t>
       </w:r>
     </w:p>
-    <w:bookmarkStart w:id="346" w:name="fuentes-de-datos-abiertos-y-apis"/>
+    <w:bookmarkStart w:id="347" w:name="fuentes-de-datos-abiertos-y-apis"/>
     <w:p>
       <w:pPr>
         <w:pStyle w:val="Heading2"/>
@@ -4803,23 +4803,43 @@
           <w:rPr>
             <w:rStyle w:val="Hyperlink"/>
           </w:rPr>
-          <w:t xml:space="preserve">Sentinel Hub NoR Sponsored Accounts and Data Collections</w:t>
-        </w:r>
-      </w:hyperlink>
-    </w:p>
-    <w:p>
-      <w:pPr>
-        <w:pStyle w:val="Compact"/>
-        <w:numPr>
-          <w:ilvl w:val="0"/>
-          <w:numId w:val="1001"/>
-        </w:numPr>
-      </w:pPr>
+          <w:t xml:space="preserve">Sentinel Hub</w:t>
+        </w:r>
+      </w:hyperlink>
+      <w:r>
+        <w:t xml:space="preserve"> </w:t>
+      </w:r>
+      <w:r>
+        <w:t xml:space="preserve">— Plataforma de acceso y procesamiento de imágenes de satélite.</w:t>
+      </w:r>
+      <w:r>
+        <w:t xml:space="preserve"> </w:t>
+      </w:r>
       <w:hyperlink r:id="rId269">
         <w:r>
           <w:rPr>
             <w:rStyle w:val="Hyperlink"/>
           </w:rPr>
+          <w:t xml:space="preserve">NoR Sponsored Accounts and Data Collections</w:t>
+        </w:r>
+      </w:hyperlink>
+      <w:r>
+        <w:t xml:space="preserve">.</w:t>
+      </w:r>
+    </w:p>
+    <w:p>
+      <w:pPr>
+        <w:pStyle w:val="Compact"/>
+        <w:numPr>
+          <w:ilvl w:val="0"/>
+          <w:numId w:val="1001"/>
+        </w:numPr>
+      </w:pPr>
+      <w:hyperlink r:id="rId270">
+        <w:r>
+          <w:rPr>
+            <w:rStyle w:val="Hyperlink"/>
+          </w:rPr>
           <w:t xml:space="preserve">Sentinel Satellite Data</w:t>
         </w:r>
       </w:hyperlink>
@@ -4832,7 +4852,7 @@
           <w:numId w:val="1001"/>
         </w:numPr>
       </w:pPr>
-      <w:hyperlink r:id="rId270">
+      <w:hyperlink r:id="rId271">
         <w:r>
           <w:rPr>
             <w:rStyle w:val="Hyperlink"/>
@@ -4849,7 +4869,7 @@
           <w:numId w:val="1001"/>
         </w:numPr>
       </w:pPr>
-      <w:hyperlink r:id="rId271">
+      <w:hyperlink r:id="rId272">
         <w:r>
           <w:rPr>
             <w:rStyle w:val="Hyperlink"/>
@@ -4866,7 +4886,7 @@
           <w:numId w:val="1001"/>
         </w:numPr>
       </w:pPr>
-      <w:hyperlink r:id="rId272">
+      <w:hyperlink r:id="rId273">
         <w:r>
           <w:rPr>
             <w:rStyle w:val="Hyperlink"/>
@@ -4883,7 +4903,7 @@
           <w:numId w:val="1001"/>
         </w:numPr>
       </w:pPr>
-      <w:hyperlink r:id="rId273">
+      <w:hyperlink r:id="rId274">
         <w:r>
           <w:rPr>
             <w:rStyle w:val="Hyperlink"/>
@@ -4900,7 +4920,7 @@
           <w:numId w:val="1001"/>
         </w:numPr>
       </w:pPr>
-      <w:hyperlink r:id="rId274">
+      <w:hyperlink r:id="rId275">
         <w:r>
           <w:rPr>
             <w:rStyle w:val="Hyperlink"/>
@@ -4917,7 +4937,7 @@
           <w:numId w:val="1001"/>
         </w:numPr>
       </w:pPr>
-      <w:hyperlink r:id="rId275">
+      <w:hyperlink r:id="rId276">
         <w:r>
           <w:rPr>
             <w:rStyle w:val="Hyperlink"/>
@@ -4937,7 +4957,7 @@
       <w:r>
         <w:t xml:space="preserve">Socioeconomic Data and Applications Center (SEDAC)</w:t>
       </w:r>
-      <w:hyperlink r:id="rId276">
+      <w:hyperlink r:id="rId277">
         <w:r>
           <w:rPr>
             <w:rStyle w:val="Hyperlink"/>
@@ -4954,7 +4974,7 @@
       <w:r>
         <w:t xml:space="preserve"> </w:t>
       </w:r>
-      <w:hyperlink r:id="rId277">
+      <w:hyperlink r:id="rId278">
         <w:r>
           <w:rPr>
             <w:rStyle w:val="Hyperlink"/>
@@ -4971,7 +4991,7 @@
           <w:numId w:val="1001"/>
         </w:numPr>
       </w:pPr>
-      <w:hyperlink r:id="rId278">
+      <w:hyperlink r:id="rId279">
         <w:r>
           <w:rPr>
             <w:rStyle w:val="Hyperlink"/>
@@ -4988,7 +5008,7 @@
           <w:numId w:val="1001"/>
         </w:numPr>
       </w:pPr>
-      <w:hyperlink r:id="rId279">
+      <w:hyperlink r:id="rId280">
         <w:r>
           <w:rPr>
             <w:rStyle w:val="Hyperlink"/>
@@ -5005,7 +5025,7 @@
           <w:numId w:val="1001"/>
         </w:numPr>
       </w:pPr>
-      <w:hyperlink r:id="rId280">
+      <w:hyperlink r:id="rId281">
         <w:r>
           <w:rPr>
             <w:rStyle w:val="Hyperlink"/>
@@ -5022,7 +5042,7 @@
           <w:numId w:val="1001"/>
         </w:numPr>
       </w:pPr>
-      <w:hyperlink r:id="rId281">
+      <w:hyperlink r:id="rId282">
         <w:r>
           <w:rPr>
             <w:rStyle w:val="Hyperlink"/>
@@ -5039,7 +5059,7 @@
           <w:numId w:val="1001"/>
         </w:numPr>
       </w:pPr>
-      <w:hyperlink r:id="rId282">
+      <w:hyperlink r:id="rId283">
         <w:r>
           <w:rPr>
             <w:rStyle w:val="Hyperlink"/>
@@ -5056,7 +5076,7 @@
           <w:numId w:val="1001"/>
         </w:numPr>
       </w:pPr>
-      <w:hyperlink r:id="rId283">
+      <w:hyperlink r:id="rId284">
         <w:r>
           <w:rPr>
             <w:rStyle w:val="Hyperlink"/>
@@ -5073,7 +5093,7 @@
           <w:numId w:val="1001"/>
         </w:numPr>
       </w:pPr>
-      <w:hyperlink r:id="rId284">
+      <w:hyperlink r:id="rId285">
         <w:r>
           <w:rPr>
             <w:rStyle w:val="Hyperlink"/>
@@ -5090,7 +5110,7 @@
           <w:numId w:val="1001"/>
         </w:numPr>
       </w:pPr>
-      <w:hyperlink r:id="rId285">
+      <w:hyperlink r:id="rId286">
         <w:r>
           <w:rPr>
             <w:rStyle w:val="Hyperlink"/>
@@ -5113,7 +5133,7 @@
           <w:numId w:val="1001"/>
         </w:numPr>
       </w:pPr>
-      <w:hyperlink r:id="rId286">
+      <w:hyperlink r:id="rId287">
         <w:r>
           <w:rPr>
             <w:rStyle w:val="Hyperlink"/>
@@ -5130,7 +5150,7 @@
           <w:numId w:val="1001"/>
         </w:numPr>
       </w:pPr>
-      <w:hyperlink r:id="rId287">
+      <w:hyperlink r:id="rId288">
         <w:r>
           <w:rPr>
             <w:rStyle w:val="Hyperlink"/>
@@ -5147,7 +5167,7 @@
           <w:numId w:val="1001"/>
         </w:numPr>
       </w:pPr>
-      <w:hyperlink r:id="rId288">
+      <w:hyperlink r:id="rId289">
         <w:r>
           <w:rPr>
             <w:rStyle w:val="Hyperlink"/>
@@ -5164,7 +5184,7 @@
           <w:numId w:val="1001"/>
         </w:numPr>
       </w:pPr>
-      <w:hyperlink r:id="rId289">
+      <w:hyperlink r:id="rId290">
         <w:r>
           <w:rPr>
             <w:rStyle w:val="Hyperlink"/>
@@ -5187,7 +5207,7 @@
           <w:numId w:val="1001"/>
         </w:numPr>
       </w:pPr>
-      <w:hyperlink r:id="rId290">
+      <w:hyperlink r:id="rId291">
         <w:r>
           <w:rPr>
             <w:rStyle w:val="Hyperlink"/>
@@ -5204,7 +5224,7 @@
           <w:numId w:val="1001"/>
         </w:numPr>
       </w:pPr>
-      <w:hyperlink r:id="rId291">
+      <w:hyperlink r:id="rId292">
         <w:r>
           <w:rPr>
             <w:rStyle w:val="Hyperlink"/>
@@ -5221,7 +5241,7 @@
           <w:numId w:val="1001"/>
         </w:numPr>
       </w:pPr>
-      <w:hyperlink r:id="rId292">
+      <w:hyperlink r:id="rId293">
         <w:r>
           <w:rPr>
             <w:rStyle w:val="Hyperlink"/>
@@ -5238,7 +5258,7 @@
           <w:numId w:val="1001"/>
         </w:numPr>
       </w:pPr>
-      <w:hyperlink r:id="rId293">
+      <w:hyperlink r:id="rId294">
         <w:r>
           <w:rPr>
             <w:rStyle w:val="Hyperlink"/>
@@ -5255,7 +5275,7 @@
           <w:numId w:val="1001"/>
         </w:numPr>
       </w:pPr>
-      <w:hyperlink r:id="rId294">
+      <w:hyperlink r:id="rId295">
         <w:r>
           <w:rPr>
             <w:rStyle w:val="Hyperlink"/>
@@ -5272,7 +5292,7 @@
           <w:numId w:val="1001"/>
         </w:numPr>
       </w:pPr>
-      <w:hyperlink r:id="rId295">
+      <w:hyperlink r:id="rId296">
         <w:r>
           <w:rPr>
             <w:rStyle w:val="Hyperlink"/>
@@ -5289,7 +5309,7 @@
           <w:numId w:val="1001"/>
         </w:numPr>
       </w:pPr>
-      <w:hyperlink r:id="rId296">
+      <w:hyperlink r:id="rId297">
         <w:r>
           <w:rPr>
             <w:rStyle w:val="Hyperlink"/>
@@ -5306,7 +5326,7 @@
           <w:numId w:val="1001"/>
         </w:numPr>
       </w:pPr>
-      <w:hyperlink r:id="rId297">
+      <w:hyperlink r:id="rId298">
         <w:r>
           <w:rPr>
             <w:rStyle w:val="Hyperlink"/>
@@ -5323,7 +5343,7 @@
           <w:numId w:val="1001"/>
         </w:numPr>
       </w:pPr>
-      <w:hyperlink r:id="rId298">
+      <w:hyperlink r:id="rId299">
         <w:r>
           <w:rPr>
             <w:rStyle w:val="Hyperlink"/>
@@ -5340,7 +5360,7 @@
           <w:numId w:val="1001"/>
         </w:numPr>
       </w:pPr>
-      <w:hyperlink r:id="rId299">
+      <w:hyperlink r:id="rId300">
         <w:r>
           <w:rPr>
             <w:rStyle w:val="Hyperlink"/>
@@ -5357,7 +5377,7 @@
           <w:numId w:val="1001"/>
         </w:numPr>
       </w:pPr>
-      <w:hyperlink r:id="rId300">
+      <w:hyperlink r:id="rId301">
         <w:r>
           <w:rPr>
             <w:rStyle w:val="Hyperlink"/>
@@ -5374,7 +5394,7 @@
           <w:numId w:val="1001"/>
         </w:numPr>
       </w:pPr>
-      <w:hyperlink r:id="rId301">
+      <w:hyperlink r:id="rId302">
         <w:r>
           <w:rPr>
             <w:rStyle w:val="Hyperlink"/>
@@ -5391,7 +5411,7 @@
           <w:numId w:val="1001"/>
         </w:numPr>
       </w:pPr>
-      <w:hyperlink r:id="rId302">
+      <w:hyperlink r:id="rId303">
         <w:r>
           <w:rPr>
             <w:rStyle w:val="Hyperlink"/>
@@ -5408,7 +5428,7 @@
           <w:numId w:val="1001"/>
         </w:numPr>
       </w:pPr>
-      <w:hyperlink r:id="rId303">
+      <w:hyperlink r:id="rId304">
         <w:r>
           <w:rPr>
             <w:rStyle w:val="Hyperlink"/>
@@ -5425,7 +5445,7 @@
           <w:numId w:val="1001"/>
         </w:numPr>
       </w:pPr>
-      <w:hyperlink r:id="rId304">
+      <w:hyperlink r:id="rId305">
         <w:r>
           <w:rPr>
             <w:rStyle w:val="Hyperlink"/>
@@ -5442,7 +5462,7 @@
           <w:numId w:val="1001"/>
         </w:numPr>
       </w:pPr>
-      <w:hyperlink r:id="rId305">
+      <w:hyperlink r:id="rId306">
         <w:r>
           <w:rPr>
             <w:rStyle w:val="Hyperlink"/>
@@ -5459,7 +5479,7 @@
           <w:numId w:val="1001"/>
         </w:numPr>
       </w:pPr>
-      <w:hyperlink r:id="rId306">
+      <w:hyperlink r:id="rId307">
         <w:r>
           <w:rPr>
             <w:rStyle w:val="Hyperlink"/>
@@ -5476,7 +5496,7 @@
           <w:numId w:val="1001"/>
         </w:numPr>
       </w:pPr>
-      <w:hyperlink r:id="rId307">
+      <w:hyperlink r:id="rId308">
         <w:r>
           <w:rPr>
             <w:rStyle w:val="Hyperlink"/>
@@ -5493,7 +5513,7 @@
           <w:numId w:val="1001"/>
         </w:numPr>
       </w:pPr>
-      <w:hyperlink r:id="rId308">
+      <w:hyperlink r:id="rId309">
         <w:r>
           <w:rPr>
             <w:rStyle w:val="Hyperlink"/>
@@ -5510,7 +5530,7 @@
           <w:numId w:val="1001"/>
         </w:numPr>
       </w:pPr>
-      <w:hyperlink r:id="rId309">
+      <w:hyperlink r:id="rId310">
         <w:r>
           <w:rPr>
             <w:rStyle w:val="Hyperlink"/>
@@ -5527,7 +5547,7 @@
           <w:numId w:val="1001"/>
         </w:numPr>
       </w:pPr>
-      <w:hyperlink r:id="rId310">
+      <w:hyperlink r:id="rId311">
         <w:r>
           <w:rPr>
             <w:rStyle w:val="Hyperlink"/>
@@ -5544,7 +5564,7 @@
           <w:numId w:val="1001"/>
         </w:numPr>
       </w:pPr>
-      <w:hyperlink r:id="rId311">
+      <w:hyperlink r:id="rId312">
         <w:r>
           <w:rPr>
             <w:rStyle w:val="Hyperlink"/>
@@ -5561,7 +5581,7 @@
           <w:numId w:val="1001"/>
         </w:numPr>
       </w:pPr>
-      <w:hyperlink r:id="rId312">
+      <w:hyperlink r:id="rId313">
         <w:r>
           <w:rPr>
             <w:rStyle w:val="Hyperlink"/>
@@ -5578,7 +5598,7 @@
           <w:numId w:val="1001"/>
         </w:numPr>
       </w:pPr>
-      <w:hyperlink r:id="rId313">
+      <w:hyperlink r:id="rId314">
         <w:r>
           <w:rPr>
             <w:rStyle w:val="Hyperlink"/>
@@ -5595,7 +5615,7 @@
           <w:numId w:val="1001"/>
         </w:numPr>
       </w:pPr>
-      <w:hyperlink r:id="rId314">
+      <w:hyperlink r:id="rId315">
         <w:r>
           <w:rPr>
             <w:rStyle w:val="Hyperlink"/>
@@ -5612,7 +5632,7 @@
           <w:numId w:val="1001"/>
         </w:numPr>
       </w:pPr>
-      <w:hyperlink r:id="rId315">
+      <w:hyperlink r:id="rId316">
         <w:r>
           <w:rPr>
             <w:rStyle w:val="Hyperlink"/>
@@ -5629,7 +5649,7 @@
           <w:numId w:val="1001"/>
         </w:numPr>
       </w:pPr>
-      <w:hyperlink r:id="rId316">
+      <w:hyperlink r:id="rId317">
         <w:r>
           <w:rPr>
             <w:rStyle w:val="Hyperlink"/>
@@ -5652,7 +5672,7 @@
           <w:numId w:val="1001"/>
         </w:numPr>
       </w:pPr>
-      <w:hyperlink r:id="rId317">
+      <w:hyperlink r:id="rId318">
         <w:r>
           <w:rPr>
             <w:rStyle w:val="Hyperlink"/>
@@ -5675,7 +5695,7 @@
           <w:numId w:val="1001"/>
         </w:numPr>
       </w:pPr>
-      <w:hyperlink r:id="rId318">
+      <w:hyperlink r:id="rId319">
         <w:r>
           <w:rPr>
             <w:rStyle w:val="Hyperlink"/>
@@ -5692,7 +5712,7 @@
           <w:numId w:val="1001"/>
         </w:numPr>
       </w:pPr>
-      <w:hyperlink r:id="rId319">
+      <w:hyperlink r:id="rId320">
         <w:r>
           <w:rPr>
             <w:rStyle w:val="Hyperlink"/>
@@ -5709,7 +5729,7 @@
           <w:numId w:val="1001"/>
         </w:numPr>
       </w:pPr>
-      <w:hyperlink r:id="rId320">
+      <w:hyperlink r:id="rId321">
         <w:r>
           <w:rPr>
             <w:rStyle w:val="Hyperlink"/>
@@ -5732,7 +5752,7 @@
       <w:r>
         <w:t xml:space="preserve"> </w:t>
       </w:r>
-      <w:hyperlink r:id="rId321">
+      <w:hyperlink r:id="rId322">
         <w:r>
           <w:rPr>
             <w:rStyle w:val="Hyperlink"/>
@@ -5749,7 +5769,7 @@
           <w:numId w:val="1001"/>
         </w:numPr>
       </w:pPr>
-      <w:hyperlink r:id="rId322">
+      <w:hyperlink r:id="rId323">
         <w:r>
           <w:rPr>
             <w:rStyle w:val="Hyperlink"/>
@@ -5766,7 +5786,7 @@
       <w:r>
         <w:t xml:space="preserve"> </w:t>
       </w:r>
-      <w:hyperlink r:id="rId323">
+      <w:hyperlink r:id="rId324">
         <w:r>
           <w:rPr>
             <w:rStyle w:val="Hyperlink"/>
@@ -5783,7 +5803,7 @@
           <w:numId w:val="1001"/>
         </w:numPr>
       </w:pPr>
-      <w:hyperlink r:id="rId324">
+      <w:hyperlink r:id="rId325">
         <w:r>
           <w:rPr>
             <w:rStyle w:val="Hyperlink"/>
@@ -5800,7 +5820,7 @@
           <w:numId w:val="1001"/>
         </w:numPr>
       </w:pPr>
-      <w:hyperlink r:id="rId325">
+      <w:hyperlink r:id="rId326">
         <w:r>
           <w:rPr>
             <w:rStyle w:val="Hyperlink"/>
@@ -5823,7 +5843,7 @@
       <w:r>
         <w:t xml:space="preserve"> </w:t>
       </w:r>
-      <w:hyperlink r:id="rId326">
+      <w:hyperlink r:id="rId327">
         <w:r>
           <w:rPr>
             <w:rStyle w:val="Hyperlink"/>
@@ -5840,7 +5860,7 @@
       <w:r>
         <w:t xml:space="preserve"> </w:t>
       </w:r>
-      <w:hyperlink r:id="rId327">
+      <w:hyperlink r:id="rId328">
         <w:r>
           <w:rPr>
             <w:rStyle w:val="Hyperlink"/>
@@ -5863,7 +5883,7 @@
       <w:r>
         <w:t xml:space="preserve"> </w:t>
       </w:r>
-      <w:hyperlink r:id="rId328">
+      <w:hyperlink r:id="rId329">
         <w:r>
           <w:rPr>
             <w:rStyle w:val="Hyperlink"/>
@@ -5874,7 +5894,7 @@
       <w:r>
         <w:t xml:space="preserve"> </w:t>
       </w:r>
-      <w:hyperlink r:id="rId329">
+      <w:hyperlink r:id="rId330">
         <w:r>
           <w:rPr>
             <w:rStyle w:val="Hyperlink"/>
@@ -5897,7 +5917,7 @@
       <w:r>
         <w:t xml:space="preserve"> </w:t>
       </w:r>
-      <w:hyperlink r:id="rId330">
+      <w:hyperlink r:id="rId331">
         <w:r>
           <w:rPr>
             <w:rStyle w:val="Hyperlink"/>
@@ -5920,7 +5940,7 @@
       <w:r>
         <w:t xml:space="preserve"> </w:t>
       </w:r>
-      <w:hyperlink r:id="rId331">
+      <w:hyperlink r:id="rId332">
         <w:r>
           <w:rPr>
             <w:rStyle w:val="Hyperlink"/>
@@ -5937,7 +5957,7 @@
       <w:r>
         <w:t xml:space="preserve"> </w:t>
       </w:r>
-      <w:hyperlink r:id="rId332">
+      <w:hyperlink r:id="rId333">
         <w:r>
           <w:rPr>
             <w:rStyle w:val="Hyperlink"/>
@@ -5960,7 +5980,7 @@
       <w:r>
         <w:t xml:space="preserve"> </w:t>
       </w:r>
-      <w:hyperlink r:id="rId333">
+      <w:hyperlink r:id="rId334">
         <w:r>
           <w:rPr>
             <w:rStyle w:val="Hyperlink"/>
@@ -5977,7 +5997,7 @@
       <w:r>
         <w:t xml:space="preserve"> </w:t>
       </w:r>
-      <w:hyperlink r:id="rId334">
+      <w:hyperlink r:id="rId335">
         <w:r>
           <w:rPr>
             <w:rStyle w:val="Hyperlink"/>
@@ -6000,7 +6020,7 @@
       <w:r>
         <w:t xml:space="preserve"> </w:t>
       </w:r>
-      <w:hyperlink r:id="rId335">
+      <w:hyperlink r:id="rId336">
         <w:r>
           <w:rPr>
             <w:rStyle w:val="Hyperlink"/>
@@ -6017,7 +6037,7 @@
       <w:r>
         <w:t xml:space="preserve"> </w:t>
       </w:r>
-      <w:hyperlink r:id="rId336">
+      <w:hyperlink r:id="rId337">
         <w:r>
           <w:rPr>
             <w:rStyle w:val="Hyperlink"/>
@@ -6034,7 +6054,7 @@
           <w:numId w:val="1001"/>
         </w:numPr>
       </w:pPr>
-      <w:hyperlink r:id="rId337">
+      <w:hyperlink r:id="rId338">
         <w:r>
           <w:rPr>
             <w:rStyle w:val="Hyperlink"/>
@@ -6057,7 +6077,7 @@
       <w:r>
         <w:t xml:space="preserve"> </w:t>
       </w:r>
-      <w:hyperlink r:id="rId338">
+      <w:hyperlink r:id="rId339">
         <w:r>
           <w:rPr>
             <w:rStyle w:val="Hyperlink"/>
@@ -6074,7 +6094,7 @@
       <w:r>
         <w:t xml:space="preserve"> </w:t>
       </w:r>
-      <w:hyperlink r:id="rId339">
+      <w:hyperlink r:id="rId340">
         <w:r>
           <w:rPr>
             <w:rStyle w:val="Hyperlink"/>
@@ -6097,7 +6117,7 @@
       <w:r>
         <w:t xml:space="preserve"> </w:t>
       </w:r>
-      <w:hyperlink r:id="rId340">
+      <w:hyperlink r:id="rId341">
         <w:r>
           <w:rPr>
             <w:rStyle w:val="Hyperlink"/>
@@ -6114,7 +6134,7 @@
       <w:r>
         <w:t xml:space="preserve"> </w:t>
       </w:r>
-      <w:hyperlink r:id="rId341">
+      <w:hyperlink r:id="rId342">
         <w:r>
           <w:rPr>
             <w:rStyle w:val="Hyperlink"/>
@@ -6137,7 +6157,7 @@
       <w:r>
         <w:t xml:space="preserve"> </w:t>
       </w:r>
-      <w:hyperlink r:id="rId342">
+      <w:hyperlink r:id="rId343">
         <w:r>
           <w:rPr>
             <w:rStyle w:val="Hyperlink"/>
@@ -6148,7 +6168,7 @@
       <w:r>
         <w:t xml:space="preserve"> </w:t>
       </w:r>
-      <w:hyperlink r:id="rId343">
+      <w:hyperlink r:id="rId344">
         <w:r>
           <w:rPr>
             <w:rStyle w:val="Hyperlink"/>
@@ -6171,7 +6191,7 @@
       <w:r>
         <w:t xml:space="preserve"> </w:t>
       </w:r>
-      <w:hyperlink r:id="rId344">
+      <w:hyperlink r:id="rId345">
         <w:r>
           <w:rPr>
             <w:rStyle w:val="Hyperlink"/>
@@ -6188,7 +6208,7 @@
       <w:r>
         <w:t xml:space="preserve"> </w:t>
       </w:r>
-      <w:hyperlink r:id="rId345">
+      <w:hyperlink r:id="rId346">
         <w:r>
           <w:rPr>
             <w:rStyle w:val="Hyperlink"/>
@@ -6197,14 +6217,48 @@
         </w:r>
       </w:hyperlink>
     </w:p>
-    <w:bookmarkEnd w:id="346"/>
-    <w:bookmarkStart w:id="464" w:name="otras-referencias-interesantes"/>
+    <w:bookmarkEnd w:id="347"/>
+    <w:bookmarkStart w:id="400" w:name="visores-seguimiento-y-portales-temáticos"/>
     <w:p>
       <w:pPr>
         <w:pStyle w:val="Heading2"/>
       </w:pPr>
       <w:r>
-        <w:t xml:space="preserve">2 Otras referencias interesantes</w:t>
+        <w:t xml:space="preserve">2 Visores, seguimiento y portales temáticos</w:t>
+      </w:r>
+    </w:p>
+    <w:p>
+      <w:pPr>
+        <w:pStyle w:val="FirstParagraph"/>
+      </w:pPr>
+      <w:r>
+        <w:t xml:space="preserve">Recursos revisados a partir de la</w:t>
+      </w:r>
+      <w:r>
+        <w:t xml:space="preserve"> </w:t>
+      </w:r>
+      <w:hyperlink r:id="rId348">
+        <w:r>
+          <w:rPr>
+            <w:rStyle w:val="Hyperlink"/>
+          </w:rPr>
+          <w:t xml:space="preserve">recopilación de Arquivo Curioso</w:t>
+        </w:r>
+      </w:hyperlink>
+      <w:r>
+        <w:t xml:space="preserve"> </w:t>
+      </w:r>
+      <w:r>
+        <w:t xml:space="preserve">(16 de septiembre de 2026). Incluyen observaciones, previsiones, simulaciones y catálogos con distintas frecuencias de actualización. El acceso público a un visor no implica que sus datos tengan una licencia abierta ni que se actualicen en tiempo real. Antes de descargar o reutilizar información, consultar la licencia, las condiciones de acceso y la fecha de los datos.</w:t>
+      </w:r>
+    </w:p>
+    <w:bookmarkStart w:id="363" w:name="X251357245d1572965e570922a3f8ddbd70483dc"/>
+    <w:p>
+      <w:pPr>
+        <w:pStyle w:val="Heading3"/>
+      </w:pPr>
+      <w:r>
+        <w:t xml:space="preserve">2.1 Meteorología, clima y observación de la Tierra</w:t>
       </w:r>
     </w:p>
     <w:p>
@@ -6215,7 +6269,1110 @@
           <w:numId w:val="1002"/>
         </w:numPr>
       </w:pPr>
-      <w:hyperlink r:id="rId347">
+      <w:hyperlink r:id="rId349">
+        <w:r>
+          <w:rPr>
+            <w:rStyle w:val="Hyperlink"/>
+          </w:rPr>
+          <w:t xml:space="preserve">Ventusky</w:t>
+        </w:r>
+      </w:hyperlink>
+      <w:r>
+        <w:t xml:space="preserve"> </w:t>
+      </w:r>
+      <w:r>
+        <w:t xml:space="preserve">— Mapas de previsión meteorológica, precipitación y oleaje.</w:t>
+      </w:r>
+    </w:p>
+    <w:p>
+      <w:pPr>
+        <w:pStyle w:val="Compact"/>
+        <w:numPr>
+          <w:ilvl w:val="0"/>
+          <w:numId w:val="1002"/>
+        </w:numPr>
+      </w:pPr>
+      <w:hyperlink r:id="rId350">
+        <w:r>
+          <w:rPr>
+            <w:rStyle w:val="Hyperlink"/>
+          </w:rPr>
+          <w:t xml:space="preserve">Earth Nullschool</w:t>
+        </w:r>
+      </w:hyperlink>
+      <w:r>
+        <w:t xml:space="preserve"> </w:t>
+      </w:r>
+      <w:r>
+        <w:t xml:space="preserve">— Visualización de viento, condiciones atmosféricas y corrientes oceánicas a partir de modelos.</w:t>
+      </w:r>
+    </w:p>
+    <w:p>
+      <w:pPr>
+        <w:pStyle w:val="Compact"/>
+        <w:numPr>
+          <w:ilvl w:val="0"/>
+          <w:numId w:val="1002"/>
+        </w:numPr>
+      </w:pPr>
+      <w:hyperlink r:id="rId351">
+        <w:r>
+          <w:rPr>
+            <w:rStyle w:val="Hyperlink"/>
+          </w:rPr>
+          <w:t xml:space="preserve">NASA Worldview</w:t>
+        </w:r>
+      </w:hyperlink>
+      <w:r>
+        <w:t xml:space="preserve"> </w:t>
+      </w:r>
+      <w:r>
+        <w:t xml:space="preserve">— Exploración de imágenes de satélite por fecha y variable.</w:t>
+      </w:r>
+    </w:p>
+    <w:p>
+      <w:pPr>
+        <w:pStyle w:val="Compact"/>
+        <w:numPr>
+          <w:ilvl w:val="0"/>
+          <w:numId w:val="1002"/>
+        </w:numPr>
+      </w:pPr>
+      <w:hyperlink r:id="rId352">
+        <w:r>
+          <w:rPr>
+            <w:rStyle w:val="Hyperlink"/>
+          </w:rPr>
+          <w:t xml:space="preserve">Climate Reanalyzer</w:t>
+        </w:r>
+      </w:hyperlink>
+      <w:r>
+        <w:t xml:space="preserve"> </w:t>
+      </w:r>
+      <w:r>
+        <w:t xml:space="preserve">— Mapas y series de variables climáticas y anomalías.</w:t>
+      </w:r>
+    </w:p>
+    <w:p>
+      <w:pPr>
+        <w:pStyle w:val="Compact"/>
+        <w:numPr>
+          <w:ilvl w:val="0"/>
+          <w:numId w:val="1002"/>
+        </w:numPr>
+      </w:pPr>
+      <w:hyperlink r:id="rId353">
+        <w:r>
+          <w:rPr>
+            <w:rStyle w:val="Hyperlink"/>
+          </w:rPr>
+          <w:t xml:space="preserve">NOAA National Hurricane Center</w:t>
+        </w:r>
+      </w:hyperlink>
+      <w:r>
+        <w:t xml:space="preserve"> </w:t>
+      </w:r>
+      <w:r>
+        <w:t xml:space="preserve">— Boletines, previsiones y seguimiento de ciclones tropicales.</w:t>
+      </w:r>
+    </w:p>
+    <w:p>
+      <w:pPr>
+        <w:pStyle w:val="Compact"/>
+        <w:numPr>
+          <w:ilvl w:val="0"/>
+          <w:numId w:val="1002"/>
+        </w:numPr>
+      </w:pPr>
+      <w:hyperlink r:id="rId354">
+        <w:r>
+          <w:rPr>
+            <w:rStyle w:val="Hyperlink"/>
+          </w:rPr>
+          <w:t xml:space="preserve">Tropical Tidbits</w:t>
+        </w:r>
+      </w:hyperlink>
+      <w:r>
+        <w:t xml:space="preserve"> </w:t>
+      </w:r>
+      <w:r>
+        <w:t xml:space="preserve">— Visualización de modelos meteorológicos y análisis de ciclones tropicales.</w:t>
+      </w:r>
+    </w:p>
+    <w:p>
+      <w:pPr>
+        <w:pStyle w:val="Compact"/>
+        <w:numPr>
+          <w:ilvl w:val="0"/>
+          <w:numId w:val="1002"/>
+        </w:numPr>
+      </w:pPr>
+      <w:hyperlink r:id="rId355">
+        <w:r>
+          <w:rPr>
+            <w:rStyle w:val="Hyperlink"/>
+          </w:rPr>
+          <w:t xml:space="preserve">AirNow Fire and Smoke Map</w:t>
+        </w:r>
+      </w:hyperlink>
+      <w:r>
+        <w:t xml:space="preserve"> </w:t>
+      </w:r>
+      <w:r>
+        <w:t xml:space="preserve">— Mapa de calidad del aire, humo e incendios, centrado en Estados Unidos.</w:t>
+      </w:r>
+    </w:p>
+    <w:p>
+      <w:pPr>
+        <w:pStyle w:val="Compact"/>
+        <w:numPr>
+          <w:ilvl w:val="0"/>
+          <w:numId w:val="1002"/>
+        </w:numPr>
+      </w:pPr>
+      <w:hyperlink r:id="rId356">
+        <w:r>
+          <w:rPr>
+            <w:rStyle w:val="Hyperlink"/>
+          </w:rPr>
+          <w:t xml:space="preserve">World Air Quality Index (AQICN / WAQI)</w:t>
+        </w:r>
+      </w:hyperlink>
+      <w:r>
+        <w:t xml:space="preserve"> </w:t>
+      </w:r>
+      <w:r>
+        <w:t xml:space="preserve">·</w:t>
+      </w:r>
+      <w:r>
+        <w:t xml:space="preserve"> </w:t>
+      </w:r>
+      <w:hyperlink r:id="rId357">
+        <w:r>
+          <w:rPr>
+            <w:rStyle w:val="Hyperlink"/>
+          </w:rPr>
+          <w:t xml:space="preserve">Mapa WAQI</w:t>
+        </w:r>
+      </w:hyperlink>
+      <w:r>
+        <w:t xml:space="preserve"> </w:t>
+      </w:r>
+      <w:r>
+        <w:t xml:space="preserve">— Mapas de calidad del aire; comprobar las condiciones de uso y redistribución.</w:t>
+      </w:r>
+    </w:p>
+    <w:p>
+      <w:pPr>
+        <w:pStyle w:val="Compact"/>
+        <w:numPr>
+          <w:ilvl w:val="0"/>
+          <w:numId w:val="1002"/>
+        </w:numPr>
+      </w:pPr>
+      <w:hyperlink r:id="rId358">
+        <w:r>
+          <w:rPr>
+            <w:rStyle w:val="Hyperlink"/>
+          </w:rPr>
+          <w:t xml:space="preserve">NSIDC</w:t>
+        </w:r>
+      </w:hyperlink>
+      <w:r>
+        <w:t xml:space="preserve"> </w:t>
+      </w:r>
+      <w:r>
+        <w:t xml:space="preserve">— Datos e información sobre nieve, hielo marino, glaciares y criosfera.</w:t>
+      </w:r>
+    </w:p>
+    <w:p>
+      <w:pPr>
+        <w:pStyle w:val="Compact"/>
+        <w:numPr>
+          <w:ilvl w:val="0"/>
+          <w:numId w:val="1002"/>
+        </w:numPr>
+      </w:pPr>
+      <w:hyperlink r:id="rId359">
+        <w:r>
+          <w:rPr>
+            <w:rStyle w:val="Hyperlink"/>
+          </w:rPr>
+          <w:t xml:space="preserve">NASA Sea Level Change</w:t>
+        </w:r>
+      </w:hyperlink>
+      <w:r>
+        <w:t xml:space="preserve"> </w:t>
+      </w:r>
+      <w:r>
+        <w:t xml:space="preserve">— Información, indicadores y recursos sobre cambios del nivel del mar.</w:t>
+      </w:r>
+    </w:p>
+    <w:p>
+      <w:pPr>
+        <w:pStyle w:val="Compact"/>
+        <w:numPr>
+          <w:ilvl w:val="0"/>
+          <w:numId w:val="1002"/>
+        </w:numPr>
+      </w:pPr>
+      <w:hyperlink r:id="rId360">
+        <w:r>
+          <w:rPr>
+            <w:rStyle w:val="Hyperlink"/>
+          </w:rPr>
+          <w:t xml:space="preserve">NOAA Tides and Currents</w:t>
+        </w:r>
+      </w:hyperlink>
+      <w:r>
+        <w:t xml:space="preserve"> </w:t>
+      </w:r>
+      <w:r>
+        <w:t xml:space="preserve">— Observaciones y predicciones de mareas, niveles del agua y corrientes.</w:t>
+      </w:r>
+    </w:p>
+    <w:p>
+      <w:pPr>
+        <w:pStyle w:val="Compact"/>
+        <w:numPr>
+          <w:ilvl w:val="0"/>
+          <w:numId w:val="1002"/>
+        </w:numPr>
+      </w:pPr>
+      <w:hyperlink r:id="rId361">
+        <w:r>
+          <w:rPr>
+            <w:rStyle w:val="Hyperlink"/>
+          </w:rPr>
+          <w:t xml:space="preserve">USGS Water Data</w:t>
+        </w:r>
+      </w:hyperlink>
+      <w:r>
+        <w:t xml:space="preserve"> </w:t>
+      </w:r>
+      <w:r>
+        <w:t xml:space="preserve">— Observaciones hidrológicas, caudales y niveles de agua en Estados Unidos.</w:t>
+      </w:r>
+    </w:p>
+    <w:p>
+      <w:pPr>
+        <w:pStyle w:val="Compact"/>
+        <w:numPr>
+          <w:ilvl w:val="0"/>
+          <w:numId w:val="1002"/>
+        </w:numPr>
+      </w:pPr>
+      <w:hyperlink r:id="rId362">
+        <w:r>
+          <w:rPr>
+            <w:rStyle w:val="Hyperlink"/>
+          </w:rPr>
+          <w:t xml:space="preserve">U.S. Drought Monitor</w:t>
+        </w:r>
+      </w:hyperlink>
+      <w:r>
+        <w:t xml:space="preserve"> </w:t>
+      </w:r>
+      <w:r>
+        <w:t xml:space="preserve">— Mapas y series semanales de sequía en Estados Unidos.</w:t>
+      </w:r>
+    </w:p>
+    <w:bookmarkEnd w:id="363"/>
+    <w:bookmarkStart w:id="370" w:name="sismicidad-y-volcanes"/>
+    <w:p>
+      <w:pPr>
+        <w:pStyle w:val="Heading3"/>
+      </w:pPr>
+      <w:r>
+        <w:t xml:space="preserve">2.2 Sismicidad y volcanes</w:t>
+      </w:r>
+    </w:p>
+    <w:p>
+      <w:pPr>
+        <w:pStyle w:val="Compact"/>
+        <w:numPr>
+          <w:ilvl w:val="0"/>
+          <w:numId w:val="1003"/>
+        </w:numPr>
+      </w:pPr>
+      <w:hyperlink r:id="rId364">
+        <w:r>
+          <w:rPr>
+            <w:rStyle w:val="Hyperlink"/>
+          </w:rPr>
+          <w:t xml:space="preserve">VolcanoDiscovery</w:t>
+        </w:r>
+      </w:hyperlink>
+      <w:r>
+        <w:t xml:space="preserve"> </w:t>
+      </w:r>
+      <w:r>
+        <w:t xml:space="preserve">— Información y seguimiento de volcanes y terremotos.</w:t>
+      </w:r>
+    </w:p>
+    <w:p>
+      <w:pPr>
+        <w:pStyle w:val="Compact"/>
+        <w:numPr>
+          <w:ilvl w:val="0"/>
+          <w:numId w:val="1003"/>
+        </w:numPr>
+      </w:pPr>
+      <w:hyperlink r:id="rId365">
+        <w:r>
+          <w:rPr>
+            <w:rStyle w:val="Hyperlink"/>
+          </w:rPr>
+          <w:t xml:space="preserve">EMSC</w:t>
+        </w:r>
+      </w:hyperlink>
+      <w:r>
+        <w:t xml:space="preserve"> </w:t>
+      </w:r>
+      <w:r>
+        <w:t xml:space="preserve">— Información y seguimiento de terremotos.</w:t>
+      </w:r>
+    </w:p>
+    <w:p>
+      <w:pPr>
+        <w:pStyle w:val="Compact"/>
+        <w:numPr>
+          <w:ilvl w:val="0"/>
+          <w:numId w:val="1003"/>
+        </w:numPr>
+      </w:pPr>
+      <w:hyperlink r:id="rId366">
+        <w:r>
+          <w:rPr>
+            <w:rStyle w:val="Hyperlink"/>
+          </w:rPr>
+          <w:t xml:space="preserve">SeismicPortal</w:t>
+        </w:r>
+      </w:hyperlink>
+      <w:r>
+        <w:t xml:space="preserve"> </w:t>
+      </w:r>
+      <w:r>
+        <w:t xml:space="preserve">— Servicios y acceso a información sísmica.</w:t>
+      </w:r>
+    </w:p>
+    <w:p>
+      <w:pPr>
+        <w:pStyle w:val="Compact"/>
+        <w:numPr>
+          <w:ilvl w:val="0"/>
+          <w:numId w:val="1003"/>
+        </w:numPr>
+      </w:pPr>
+      <w:hyperlink r:id="rId367">
+        <w:r>
+          <w:rPr>
+            <w:rStyle w:val="Hyperlink"/>
+          </w:rPr>
+          <w:t xml:space="preserve">Raspberry Shake</w:t>
+        </w:r>
+      </w:hyperlink>
+      <w:r>
+        <w:t xml:space="preserve"> </w:t>
+      </w:r>
+      <w:r>
+        <w:t xml:space="preserve">— Red de sensores sísmicos y herramientas de visualización; revisar las condiciones de acceso a datos.</w:t>
+      </w:r>
+    </w:p>
+    <w:p>
+      <w:pPr>
+        <w:pStyle w:val="Compact"/>
+        <w:numPr>
+          <w:ilvl w:val="0"/>
+          <w:numId w:val="1003"/>
+        </w:numPr>
+      </w:pPr>
+      <w:hyperlink r:id="rId368">
+        <w:r>
+          <w:rPr>
+            <w:rStyle w:val="Hyperlink"/>
+          </w:rPr>
+          <w:t xml:space="preserve">Smithsonian Global Volcanism Program</w:t>
+        </w:r>
+      </w:hyperlink>
+      <w:r>
+        <w:t xml:space="preserve"> </w:t>
+      </w:r>
+      <w:r>
+        <w:t xml:space="preserve">— Catálogo de volcanes, erupciones e informes de actividad.</w:t>
+      </w:r>
+    </w:p>
+    <w:p>
+      <w:pPr>
+        <w:pStyle w:val="Compact"/>
+        <w:numPr>
+          <w:ilvl w:val="0"/>
+          <w:numId w:val="1003"/>
+        </w:numPr>
+      </w:pPr>
+      <w:hyperlink r:id="rId369">
+        <w:r>
+          <w:rPr>
+            <w:rStyle w:val="Hyperlink"/>
+          </w:rPr>
+          <w:t xml:space="preserve">U.S. Tsunami Warning Centers</w:t>
+        </w:r>
+      </w:hyperlink>
+      <w:r>
+        <w:t xml:space="preserve"> </w:t>
+      </w:r>
+      <w:r>
+        <w:t xml:space="preserve">— Boletines y alertas oficiales de tsunami.</w:t>
+      </w:r>
+    </w:p>
+    <w:bookmarkEnd w:id="370"/>
+    <w:bookmarkStart w:id="382" w:name="astronomía-y-meteorología-espacial"/>
+    <w:p>
+      <w:pPr>
+        <w:pStyle w:val="Heading3"/>
+      </w:pPr>
+      <w:r>
+        <w:t xml:space="preserve">2.3 Astronomía y meteorología espacial</w:t>
+      </w:r>
+    </w:p>
+    <w:p>
+      <w:pPr>
+        <w:pStyle w:val="Compact"/>
+        <w:numPr>
+          <w:ilvl w:val="0"/>
+          <w:numId w:val="1004"/>
+        </w:numPr>
+      </w:pPr>
+      <w:hyperlink r:id="rId371">
+        <w:r>
+          <w:rPr>
+            <w:rStyle w:val="Hyperlink"/>
+          </w:rPr>
+          <w:t xml:space="preserve">Heavens-Above</w:t>
+        </w:r>
+      </w:hyperlink>
+      <w:r>
+        <w:t xml:space="preserve"> </w:t>
+      </w:r>
+      <w:r>
+        <w:t xml:space="preserve">— Predicciones de pasos de satélites y de la Estación Espacial Internacional.</w:t>
+      </w:r>
+    </w:p>
+    <w:p>
+      <w:pPr>
+        <w:pStyle w:val="Compact"/>
+        <w:numPr>
+          <w:ilvl w:val="0"/>
+          <w:numId w:val="1004"/>
+        </w:numPr>
+      </w:pPr>
+      <w:hyperlink r:id="rId372">
+        <w:r>
+          <w:rPr>
+            <w:rStyle w:val="Hyperlink"/>
+          </w:rPr>
+          <w:t xml:space="preserve">TheSkyLive</w:t>
+        </w:r>
+      </w:hyperlink>
+      <w:r>
+        <w:t xml:space="preserve"> </w:t>
+      </w:r>
+      <w:r>
+        <w:t xml:space="preserve">— Efemérides y posiciones de objetos del sistema solar.</w:t>
+      </w:r>
+    </w:p>
+    <w:p>
+      <w:pPr>
+        <w:pStyle w:val="Compact"/>
+        <w:numPr>
+          <w:ilvl w:val="0"/>
+          <w:numId w:val="1004"/>
+        </w:numPr>
+      </w:pPr>
+      <w:hyperlink r:id="rId373">
+        <w:r>
+          <w:rPr>
+            <w:rStyle w:val="Hyperlink"/>
+          </w:rPr>
+          <w:t xml:space="preserve">SpaceWeather.com</w:t>
+        </w:r>
+      </w:hyperlink>
+      <w:r>
+        <w:t xml:space="preserve"> </w:t>
+      </w:r>
+      <w:r>
+        <w:t xml:space="preserve">— Noticias y observaciones sobre actividad solar y meteorología espacial.</w:t>
+      </w:r>
+    </w:p>
+    <w:p>
+      <w:pPr>
+        <w:pStyle w:val="Compact"/>
+        <w:numPr>
+          <w:ilvl w:val="0"/>
+          <w:numId w:val="1004"/>
+        </w:numPr>
+      </w:pPr>
+      <w:hyperlink r:id="rId374">
+        <w:r>
+          <w:rPr>
+            <w:rStyle w:val="Hyperlink"/>
+          </w:rPr>
+          <w:t xml:space="preserve">NOAA Space Weather Prediction Center</w:t>
+        </w:r>
+      </w:hyperlink>
+      <w:r>
+        <w:t xml:space="preserve"> </w:t>
+      </w:r>
+      <w:r>
+        <w:t xml:space="preserve">— Observaciones, predicciones y alertas de meteorología espacial.</w:t>
+      </w:r>
+    </w:p>
+    <w:p>
+      <w:pPr>
+        <w:pStyle w:val="Compact"/>
+        <w:numPr>
+          <w:ilvl w:val="0"/>
+          <w:numId w:val="1004"/>
+        </w:numPr>
+      </w:pPr>
+      <w:hyperlink r:id="rId375">
+        <w:r>
+          <w:rPr>
+            <w:rStyle w:val="Hyperlink"/>
+          </w:rPr>
+          <w:t xml:space="preserve">NASA Spot the Station</w:t>
+        </w:r>
+      </w:hyperlink>
+      <w:r>
+        <w:t xml:space="preserve"> </w:t>
+      </w:r>
+      <w:r>
+        <w:t xml:space="preserve">— Información para observar los pasos de la Estación Espacial Internacional.</w:t>
+      </w:r>
+    </w:p>
+    <w:p>
+      <w:pPr>
+        <w:pStyle w:val="Compact"/>
+        <w:numPr>
+          <w:ilvl w:val="0"/>
+          <w:numId w:val="1004"/>
+        </w:numPr>
+      </w:pPr>
+      <w:hyperlink r:id="rId376">
+        <w:r>
+          <w:rPr>
+            <w:rStyle w:val="Hyperlink"/>
+          </w:rPr>
+          <w:t xml:space="preserve">N2YO</w:t>
+        </w:r>
+      </w:hyperlink>
+      <w:r>
+        <w:t xml:space="preserve"> </w:t>
+      </w:r>
+      <w:r>
+        <w:t xml:space="preserve">— Seguimiento y predicciones orbitales de satélites.</w:t>
+      </w:r>
+    </w:p>
+    <w:p>
+      <w:pPr>
+        <w:pStyle w:val="Compact"/>
+        <w:numPr>
+          <w:ilvl w:val="0"/>
+          <w:numId w:val="1004"/>
+        </w:numPr>
+      </w:pPr>
+      <w:hyperlink r:id="rId377">
+        <w:r>
+          <w:rPr>
+            <w:rStyle w:val="Hyperlink"/>
+          </w:rPr>
+          <w:t xml:space="preserve">Solar System Scope</w:t>
+        </w:r>
+      </w:hyperlink>
+      <w:r>
+        <w:t xml:space="preserve"> </w:t>
+      </w:r>
+      <w:r>
+        <w:t xml:space="preserve">— Simulación y exploración del sistema solar; las posiciones representadas no son observaciones en directo.</w:t>
+      </w:r>
+    </w:p>
+    <w:p>
+      <w:pPr>
+        <w:pStyle w:val="Compact"/>
+        <w:numPr>
+          <w:ilvl w:val="0"/>
+          <w:numId w:val="1004"/>
+        </w:numPr>
+      </w:pPr>
+      <w:hyperlink r:id="rId378">
+        <w:r>
+          <w:rPr>
+            <w:rStyle w:val="Hyperlink"/>
+          </w:rPr>
+          <w:t xml:space="preserve">NASA CNEOS</w:t>
+        </w:r>
+      </w:hyperlink>
+      <w:r>
+        <w:t xml:space="preserve"> </w:t>
+      </w:r>
+      <w:r>
+        <w:t xml:space="preserve">— Datos y análisis de objetos cercanos a la Tierra y aproximaciones orbitales.</w:t>
+      </w:r>
+    </w:p>
+    <w:p>
+      <w:pPr>
+        <w:pStyle w:val="Compact"/>
+        <w:numPr>
+          <w:ilvl w:val="0"/>
+          <w:numId w:val="1004"/>
+        </w:numPr>
+      </w:pPr>
+      <w:hyperlink r:id="rId379">
+        <w:r>
+          <w:rPr>
+            <w:rStyle w:val="Hyperlink"/>
+          </w:rPr>
+          <w:t xml:space="preserve">American Meteor Society Fireball Reports</w:t>
+        </w:r>
+      </w:hyperlink>
+      <w:r>
+        <w:t xml:space="preserve"> </w:t>
+      </w:r>
+      <w:r>
+        <w:t xml:space="preserve">— Informes ciudadanos y eventos de bólidos observados.</w:t>
+      </w:r>
+    </w:p>
+    <w:p>
+      <w:pPr>
+        <w:pStyle w:val="Compact"/>
+        <w:numPr>
+          <w:ilvl w:val="0"/>
+          <w:numId w:val="1004"/>
+        </w:numPr>
+      </w:pPr>
+      <w:hyperlink r:id="rId380">
+        <w:r>
+          <w:rPr>
+            <w:rStyle w:val="Hyperlink"/>
+          </w:rPr>
+          <w:t xml:space="preserve">Light Pollution Map</w:t>
+        </w:r>
+      </w:hyperlink>
+      <w:r>
+        <w:t xml:space="preserve"> </w:t>
+      </w:r>
+      <w:r>
+        <w:t xml:space="preserve">— Visualización de capas de contaminación lumínica; comprobar la fecha y procedencia de cada capa.</w:t>
+      </w:r>
+    </w:p>
+    <w:p>
+      <w:pPr>
+        <w:pStyle w:val="Compact"/>
+        <w:numPr>
+          <w:ilvl w:val="0"/>
+          <w:numId w:val="1004"/>
+        </w:numPr>
+      </w:pPr>
+      <w:hyperlink r:id="rId381">
+        <w:r>
+          <w:rPr>
+            <w:rStyle w:val="Hyperlink"/>
+          </w:rPr>
+          <w:t xml:space="preserve">SunCalc</w:t>
+        </w:r>
+      </w:hyperlink>
+      <w:r>
+        <w:t xml:space="preserve"> </w:t>
+      </w:r>
+      <w:r>
+        <w:t xml:space="preserve">— Cálculo de trayectoria solar, salida y puesta del Sol para una fecha y ubicación.</w:t>
+      </w:r>
+    </w:p>
+    <w:bookmarkEnd w:id="382"/>
+    <w:bookmarkStart w:id="392" w:name="transporte-energía-e-internet"/>
+    <w:p>
+      <w:pPr>
+        <w:pStyle w:val="Heading3"/>
+      </w:pPr>
+      <w:r>
+        <w:t xml:space="preserve">2.4 Transporte, energía e Internet</w:t>
+      </w:r>
+    </w:p>
+    <w:p>
+      <w:pPr>
+        <w:pStyle w:val="Compact"/>
+        <w:numPr>
+          <w:ilvl w:val="0"/>
+          <w:numId w:val="1005"/>
+        </w:numPr>
+      </w:pPr>
+      <w:hyperlink r:id="rId383">
+        <w:r>
+          <w:rPr>
+            <w:rStyle w:val="Hyperlink"/>
+          </w:rPr>
+          <w:t xml:space="preserve">ADS-B Exchange</w:t>
+        </w:r>
+      </w:hyperlink>
+      <w:r>
+        <w:t xml:space="preserve"> </w:t>
+      </w:r>
+      <w:r>
+        <w:t xml:space="preserve">— Visualización del tráfico aéreo mediante observaciones ADS-B; comprobar las condiciones de acceso a datos.</w:t>
+      </w:r>
+    </w:p>
+    <w:p>
+      <w:pPr>
+        <w:pStyle w:val="Compact"/>
+        <w:numPr>
+          <w:ilvl w:val="0"/>
+          <w:numId w:val="1005"/>
+        </w:numPr>
+      </w:pPr>
+      <w:hyperlink r:id="rId384">
+        <w:r>
+          <w:rPr>
+            <w:rStyle w:val="Hyperlink"/>
+          </w:rPr>
+          <w:t xml:space="preserve">OpenSky Network</w:t>
+        </w:r>
+      </w:hyperlink>
+      <w:r>
+        <w:t xml:space="preserve"> </w:t>
+      </w:r>
+      <w:r>
+        <w:t xml:space="preserve">— Observaciones de tráfico aéreo y servicios de acceso a datos; revisar requisitos y condiciones.</w:t>
+      </w:r>
+    </w:p>
+    <w:p>
+      <w:pPr>
+        <w:pStyle w:val="Compact"/>
+        <w:numPr>
+          <w:ilvl w:val="0"/>
+          <w:numId w:val="1005"/>
+        </w:numPr>
+      </w:pPr>
+      <w:hyperlink r:id="rId385">
+        <w:r>
+          <w:rPr>
+            <w:rStyle w:val="Hyperlink"/>
+          </w:rPr>
+          <w:t xml:space="preserve">OpenRailwayMap</w:t>
+        </w:r>
+      </w:hyperlink>
+      <w:r>
+        <w:t xml:space="preserve"> </w:t>
+      </w:r>
+      <w:r>
+        <w:t xml:space="preserve">— Mapa de infraestructura ferroviaria basado en OpenStreetMap; no representa posiciones de trenes en directo.</w:t>
+      </w:r>
+    </w:p>
+    <w:p>
+      <w:pPr>
+        <w:pStyle w:val="Compact"/>
+        <w:numPr>
+          <w:ilvl w:val="0"/>
+          <w:numId w:val="1005"/>
+        </w:numPr>
+      </w:pPr>
+      <w:hyperlink r:id="rId386">
+        <w:r>
+          <w:rPr>
+            <w:rStyle w:val="Hyperlink"/>
+          </w:rPr>
+          <w:t xml:space="preserve">Electricity Maps</w:t>
+        </w:r>
+      </w:hyperlink>
+      <w:r>
+        <w:t xml:space="preserve"> </w:t>
+      </w:r>
+      <w:r>
+        <w:t xml:space="preserve">— Visualización del sistema eléctrico y de su intensidad de carbono; acceso a datos sujeto a modalidad y condiciones.</w:t>
+      </w:r>
+    </w:p>
+    <w:p>
+      <w:pPr>
+        <w:pStyle w:val="Compact"/>
+        <w:numPr>
+          <w:ilvl w:val="0"/>
+          <w:numId w:val="1005"/>
+        </w:numPr>
+      </w:pPr>
+      <w:hyperlink r:id="rId387">
+        <w:r>
+          <w:rPr>
+            <w:rStyle w:val="Hyperlink"/>
+          </w:rPr>
+          <w:t xml:space="preserve">Energy-Charts</w:t>
+        </w:r>
+      </w:hyperlink>
+      <w:r>
+        <w:t xml:space="preserve"> </w:t>
+      </w:r>
+      <w:r>
+        <w:t xml:space="preserve">— Gráficos y datos de generación eléctrica y mercados energéticos.</w:t>
+      </w:r>
+    </w:p>
+    <w:p>
+      <w:pPr>
+        <w:pStyle w:val="Compact"/>
+        <w:numPr>
+          <w:ilvl w:val="0"/>
+          <w:numId w:val="1005"/>
+        </w:numPr>
+      </w:pPr>
+      <w:hyperlink r:id="rId388">
+        <w:r>
+          <w:rPr>
+            <w:rStyle w:val="Hyperlink"/>
+          </w:rPr>
+          <w:t xml:space="preserve">Gridwatch</w:t>
+        </w:r>
+      </w:hyperlink>
+      <w:r>
+        <w:t xml:space="preserve"> </w:t>
+      </w:r>
+      <w:r>
+        <w:t xml:space="preserve">— Indicadores de demanda y generación de la red eléctrica británica.</w:t>
+      </w:r>
+    </w:p>
+    <w:p>
+      <w:pPr>
+        <w:pStyle w:val="Compact"/>
+        <w:numPr>
+          <w:ilvl w:val="0"/>
+          <w:numId w:val="1005"/>
+        </w:numPr>
+      </w:pPr>
+      <w:hyperlink r:id="rId389">
+        <w:r>
+          <w:rPr>
+            <w:rStyle w:val="Hyperlink"/>
+          </w:rPr>
+          <w:t xml:space="preserve">NetBlocks</w:t>
+        </w:r>
+      </w:hyperlink>
+      <w:r>
+        <w:t xml:space="preserve"> </w:t>
+      </w:r>
+      <w:r>
+        <w:t xml:space="preserve">— Análisis e informes sobre conectividad e interrupciones de Internet.</w:t>
+      </w:r>
+    </w:p>
+    <w:p>
+      <w:pPr>
+        <w:pStyle w:val="Compact"/>
+        <w:numPr>
+          <w:ilvl w:val="0"/>
+          <w:numId w:val="1005"/>
+        </w:numPr>
+      </w:pPr>
+      <w:hyperlink r:id="rId390">
+        <w:r>
+          <w:rPr>
+            <w:rStyle w:val="Hyperlink"/>
+          </w:rPr>
+          <w:t xml:space="preserve">Cloudflare Radar</w:t>
+        </w:r>
+      </w:hyperlink>
+      <w:r>
+        <w:t xml:space="preserve"> </w:t>
+      </w:r>
+      <w:r>
+        <w:t xml:space="preserve">— Indicadores agregados sobre tráfico, conectividad y seguridad de Internet.</w:t>
+      </w:r>
+    </w:p>
+    <w:p>
+      <w:pPr>
+        <w:pStyle w:val="Compact"/>
+        <w:numPr>
+          <w:ilvl w:val="0"/>
+          <w:numId w:val="1005"/>
+        </w:numPr>
+      </w:pPr>
+      <w:hyperlink r:id="rId391">
+        <w:r>
+          <w:rPr>
+            <w:rStyle w:val="Hyperlink"/>
+          </w:rPr>
+          <w:t xml:space="preserve">WebSDR</w:t>
+        </w:r>
+      </w:hyperlink>
+      <w:r>
+        <w:t xml:space="preserve"> </w:t>
+      </w:r>
+      <w:r>
+        <w:t xml:space="preserve">— Directorio de receptores de radio que pueden escucharse desde el navegador.</w:t>
+      </w:r>
+    </w:p>
+    <w:bookmarkEnd w:id="392"/>
+    <w:bookmarkStart w:id="399" w:name="biodiversidad-y-seguimiento-de-fauna"/>
+    <w:p>
+      <w:pPr>
+        <w:pStyle w:val="Heading3"/>
+      </w:pPr>
+      <w:r>
+        <w:t xml:space="preserve">2.5 Biodiversidad y seguimiento de fauna</w:t>
+      </w:r>
+    </w:p>
+    <w:p>
+      <w:pPr>
+        <w:pStyle w:val="Compact"/>
+        <w:numPr>
+          <w:ilvl w:val="0"/>
+          <w:numId w:val="1006"/>
+        </w:numPr>
+      </w:pPr>
+      <w:hyperlink r:id="rId393">
+        <w:r>
+          <w:rPr>
+            <w:rStyle w:val="Hyperlink"/>
+          </w:rPr>
+          <w:t xml:space="preserve">OCEARCH</w:t>
+        </w:r>
+      </w:hyperlink>
+      <w:r>
+        <w:t xml:space="preserve"> </w:t>
+      </w:r>
+      <w:r>
+        <w:t xml:space="preserve">— Seguimiento de animales marinos etiquetados.</w:t>
+      </w:r>
+    </w:p>
+    <w:p>
+      <w:pPr>
+        <w:pStyle w:val="Compact"/>
+        <w:numPr>
+          <w:ilvl w:val="0"/>
+          <w:numId w:val="1006"/>
+        </w:numPr>
+      </w:pPr>
+      <w:hyperlink r:id="rId394">
+        <w:r>
+          <w:rPr>
+            <w:rStyle w:val="Hyperlink"/>
+          </w:rPr>
+          <w:t xml:space="preserve">BirdCast</w:t>
+        </w:r>
+      </w:hyperlink>
+      <w:r>
+        <w:t xml:space="preserve"> </w:t>
+      </w:r>
+      <w:r>
+        <w:t xml:space="preserve">— Información y mapas sobre migración de aves a partir de radar, centrados en Estados Unidos.</w:t>
+      </w:r>
+    </w:p>
+    <w:p>
+      <w:pPr>
+        <w:pStyle w:val="Compact"/>
+        <w:numPr>
+          <w:ilvl w:val="0"/>
+          <w:numId w:val="1006"/>
+        </w:numPr>
+      </w:pPr>
+      <w:hyperlink r:id="rId395">
+        <w:r>
+          <w:rPr>
+            <w:rStyle w:val="Hyperlink"/>
+          </w:rPr>
+          <w:t xml:space="preserve">eBird</w:t>
+        </w:r>
+      </w:hyperlink>
+      <w:r>
+        <w:t xml:space="preserve"> </w:t>
+      </w:r>
+      <w:r>
+        <w:t xml:space="preserve">— Observaciones de aves, mapas y recursos de datos ornitológicos; revisar condiciones de descarga.</w:t>
+      </w:r>
+    </w:p>
+    <w:p>
+      <w:pPr>
+        <w:pStyle w:val="Compact"/>
+        <w:numPr>
+          <w:ilvl w:val="0"/>
+          <w:numId w:val="1006"/>
+        </w:numPr>
+      </w:pPr>
+      <w:hyperlink r:id="rId396">
+        <w:r>
+          <w:rPr>
+            <w:rStyle w:val="Hyperlink"/>
+          </w:rPr>
+          <w:t xml:space="preserve">Movebank</w:t>
+        </w:r>
+      </w:hyperlink>
+      <w:r>
+        <w:t xml:space="preserve"> </w:t>
+      </w:r>
+      <w:r>
+        <w:t xml:space="preserve">— Repositorio de seguimiento de animales; la disponibilidad depende de cada estudio y sus permisos.</w:t>
+      </w:r>
+    </w:p>
+    <w:p>
+      <w:pPr>
+        <w:pStyle w:val="Compact"/>
+        <w:numPr>
+          <w:ilvl w:val="0"/>
+          <w:numId w:val="1006"/>
+        </w:numPr>
+      </w:pPr>
+      <w:hyperlink r:id="rId397">
+        <w:r>
+          <w:rPr>
+            <w:rStyle w:val="Hyperlink"/>
+          </w:rPr>
+          <w:t xml:space="preserve">iNaturalist</w:t>
+        </w:r>
+      </w:hyperlink>
+      <w:r>
+        <w:t xml:space="preserve"> </w:t>
+      </w:r>
+      <w:r>
+        <w:t xml:space="preserve">— Observaciones de biodiversidad; las licencias dependen del registro y del material asociado.</w:t>
+      </w:r>
+    </w:p>
+    <w:p>
+      <w:pPr>
+        <w:pStyle w:val="Compact"/>
+        <w:numPr>
+          <w:ilvl w:val="0"/>
+          <w:numId w:val="1006"/>
+        </w:numPr>
+      </w:pPr>
+      <w:hyperlink r:id="rId398">
+        <w:r>
+          <w:rPr>
+            <w:rStyle w:val="Hyperlink"/>
+          </w:rPr>
+          <w:t xml:space="preserve">GBIF</w:t>
+        </w:r>
+      </w:hyperlink>
+      <w:r>
+        <w:t xml:space="preserve"> </w:t>
+      </w:r>
+      <w:r>
+        <w:t xml:space="preserve">— Portal de registros de biodiversidad y descargas; revisar la licencia de cada conjunto.</w:t>
+      </w:r>
+    </w:p>
+    <w:bookmarkEnd w:id="399"/>
+    <w:bookmarkEnd w:id="400"/>
+    <w:bookmarkStart w:id="519" w:name="otras-referencias-interesantes"/>
+    <w:p>
+      <w:pPr>
+        <w:pStyle w:val="Heading2"/>
+      </w:pPr>
+      <w:r>
+        <w:t xml:space="preserve">3 Otras referencias interesantes</w:t>
+      </w:r>
+    </w:p>
+    <w:p>
+      <w:pPr>
+        <w:pStyle w:val="Compact"/>
+        <w:numPr>
+          <w:ilvl w:val="0"/>
+          <w:numId w:val="1007"/>
+        </w:numPr>
+      </w:pPr>
+      <w:hyperlink r:id="rId401">
         <w:r>
           <w:rPr>
             <w:rStyle w:val="Hyperlink"/>
@@ -6229,10 +7386,10 @@
         <w:pStyle w:val="Compact"/>
         <w:numPr>
           <w:ilvl w:val="0"/>
-          <w:numId w:val="1002"/>
-        </w:numPr>
-      </w:pPr>
-      <w:hyperlink r:id="rId348">
+          <w:numId w:val="1007"/>
+        </w:numPr>
+      </w:pPr>
+      <w:hyperlink r:id="rId402">
         <w:r>
           <w:rPr>
             <w:rStyle w:val="Hyperlink"/>
@@ -6246,10 +7403,10 @@
         <w:pStyle w:val="Compact"/>
         <w:numPr>
           <w:ilvl w:val="0"/>
-          <w:numId w:val="1002"/>
-        </w:numPr>
-      </w:pPr>
-      <w:hyperlink r:id="rId349">
+          <w:numId w:val="1007"/>
+        </w:numPr>
+      </w:pPr>
+      <w:hyperlink r:id="rId403">
         <w:r>
           <w:rPr>
             <w:rStyle w:val="Hyperlink"/>
@@ -6263,10 +7420,10 @@
         <w:pStyle w:val="Compact"/>
         <w:numPr>
           <w:ilvl w:val="0"/>
-          <w:numId w:val="1002"/>
-        </w:numPr>
-      </w:pPr>
-      <w:hyperlink r:id="rId350">
+          <w:numId w:val="1007"/>
+        </w:numPr>
+      </w:pPr>
+      <w:hyperlink r:id="rId404">
         <w:r>
           <w:rPr>
             <w:rStyle w:val="Hyperlink"/>
@@ -6280,10 +7437,10 @@
         <w:pStyle w:val="Compact"/>
         <w:numPr>
           <w:ilvl w:val="0"/>
-          <w:numId w:val="1002"/>
-        </w:numPr>
-      </w:pPr>
-      <w:hyperlink r:id="rId351">
+          <w:numId w:val="1007"/>
+        </w:numPr>
+      </w:pPr>
+      <w:hyperlink r:id="rId405">
         <w:r>
           <w:rPr>
             <w:rStyle w:val="Hyperlink"/>
@@ -6297,10 +7454,10 @@
         <w:pStyle w:val="Compact"/>
         <w:numPr>
           <w:ilvl w:val="0"/>
-          <w:numId w:val="1002"/>
-        </w:numPr>
-      </w:pPr>
-      <w:hyperlink r:id="rId352">
+          <w:numId w:val="1007"/>
+        </w:numPr>
+      </w:pPr>
+      <w:hyperlink r:id="rId406">
         <w:r>
           <w:rPr>
             <w:rStyle w:val="Hyperlink"/>
@@ -6314,10 +7471,10 @@
         <w:pStyle w:val="Compact"/>
         <w:numPr>
           <w:ilvl w:val="0"/>
-          <w:numId w:val="1002"/>
-        </w:numPr>
-      </w:pPr>
-      <w:hyperlink r:id="rId353">
+          <w:numId w:val="1007"/>
+        </w:numPr>
+      </w:pPr>
+      <w:hyperlink r:id="rId407">
         <w:r>
           <w:rPr>
             <w:rStyle w:val="Hyperlink"/>
@@ -6331,10 +7488,10 @@
         <w:pStyle w:val="Compact"/>
         <w:numPr>
           <w:ilvl w:val="0"/>
-          <w:numId w:val="1002"/>
-        </w:numPr>
-      </w:pPr>
-      <w:hyperlink r:id="rId354">
+          <w:numId w:val="1007"/>
+        </w:numPr>
+      </w:pPr>
+      <w:hyperlink r:id="rId408">
         <w:r>
           <w:rPr>
             <w:rStyle w:val="Hyperlink"/>
@@ -6348,10 +7505,10 @@
         <w:pStyle w:val="Compact"/>
         <w:numPr>
           <w:ilvl w:val="0"/>
-          <w:numId w:val="1002"/>
-        </w:numPr>
-      </w:pPr>
-      <w:hyperlink r:id="rId355">
+          <w:numId w:val="1007"/>
+        </w:numPr>
+      </w:pPr>
+      <w:hyperlink r:id="rId409">
         <w:r>
           <w:rPr>
             <w:rStyle w:val="Hyperlink"/>
@@ -6365,10 +7522,10 @@
         <w:pStyle w:val="Compact"/>
         <w:numPr>
           <w:ilvl w:val="0"/>
-          <w:numId w:val="1002"/>
-        </w:numPr>
-      </w:pPr>
-      <w:hyperlink r:id="rId356">
+          <w:numId w:val="1007"/>
+        </w:numPr>
+      </w:pPr>
+      <w:hyperlink r:id="rId410">
         <w:r>
           <w:rPr>
             <w:rStyle w:val="Hyperlink"/>
@@ -6382,10 +7539,10 @@
         <w:pStyle w:val="Compact"/>
         <w:numPr>
           <w:ilvl w:val="0"/>
-          <w:numId w:val="1002"/>
-        </w:numPr>
-      </w:pPr>
-      <w:hyperlink r:id="rId357">
+          <w:numId w:val="1007"/>
+        </w:numPr>
+      </w:pPr>
+      <w:hyperlink r:id="rId411">
         <w:r>
           <w:rPr>
             <w:rStyle w:val="Hyperlink"/>
@@ -6399,10 +7556,10 @@
         <w:pStyle w:val="Compact"/>
         <w:numPr>
           <w:ilvl w:val="0"/>
-          <w:numId w:val="1002"/>
-        </w:numPr>
-      </w:pPr>
-      <w:hyperlink r:id="rId358">
+          <w:numId w:val="1007"/>
+        </w:numPr>
+      </w:pPr>
+      <w:hyperlink r:id="rId412">
         <w:r>
           <w:rPr>
             <w:rStyle w:val="Hyperlink"/>
@@ -6416,10 +7573,10 @@
         <w:pStyle w:val="Compact"/>
         <w:numPr>
           <w:ilvl w:val="0"/>
-          <w:numId w:val="1002"/>
-        </w:numPr>
-      </w:pPr>
-      <w:hyperlink r:id="rId359">
+          <w:numId w:val="1007"/>
+        </w:numPr>
+      </w:pPr>
+      <w:hyperlink r:id="rId413">
         <w:r>
           <w:rPr>
             <w:rStyle w:val="Hyperlink"/>
@@ -6436,7 +7593,7 @@
       <w:r>
         <w:t xml:space="preserve"> </w:t>
       </w:r>
-      <w:hyperlink r:id="rId360">
+      <w:hyperlink r:id="rId414">
         <w:r>
           <w:rPr>
             <w:rStyle w:val="Hyperlink"/>
@@ -6450,10 +7607,10 @@
         <w:pStyle w:val="Compact"/>
         <w:numPr>
           <w:ilvl w:val="0"/>
-          <w:numId w:val="1002"/>
-        </w:numPr>
-      </w:pPr>
-      <w:hyperlink r:id="rId361">
+          <w:numId w:val="1007"/>
+        </w:numPr>
+      </w:pPr>
+      <w:hyperlink r:id="rId415">
         <w:r>
           <w:rPr>
             <w:rStyle w:val="Hyperlink"/>
@@ -6470,10 +7627,10 @@
         <w:pStyle w:val="Compact"/>
         <w:numPr>
           <w:ilvl w:val="0"/>
-          <w:numId w:val="1002"/>
-        </w:numPr>
-      </w:pPr>
-      <w:hyperlink r:id="rId362">
+          <w:numId w:val="1007"/>
+        </w:numPr>
+      </w:pPr>
+      <w:hyperlink r:id="rId416">
         <w:r>
           <w:rPr>
             <w:rStyle w:val="Hyperlink"/>
@@ -6487,10 +7644,10 @@
         <w:pStyle w:val="Compact"/>
         <w:numPr>
           <w:ilvl w:val="0"/>
-          <w:numId w:val="1002"/>
-        </w:numPr>
-      </w:pPr>
-      <w:hyperlink r:id="rId363">
+          <w:numId w:val="1007"/>
+        </w:numPr>
+      </w:pPr>
+      <w:hyperlink r:id="rId417">
         <w:r>
           <w:rPr>
             <w:rStyle w:val="Hyperlink"/>
@@ -6504,10 +7661,10 @@
         <w:pStyle w:val="Compact"/>
         <w:numPr>
           <w:ilvl w:val="0"/>
-          <w:numId w:val="1002"/>
-        </w:numPr>
-      </w:pPr>
-      <w:hyperlink r:id="rId364">
+          <w:numId w:val="1007"/>
+        </w:numPr>
+      </w:pPr>
+      <w:hyperlink r:id="rId418">
         <w:r>
           <w:rPr>
             <w:rStyle w:val="Hyperlink"/>
@@ -6521,10 +7678,10 @@
         <w:pStyle w:val="Compact"/>
         <w:numPr>
           <w:ilvl w:val="0"/>
-          <w:numId w:val="1002"/>
-        </w:numPr>
-      </w:pPr>
-      <w:hyperlink r:id="rId365">
+          <w:numId w:val="1007"/>
+        </w:numPr>
+      </w:pPr>
+      <w:hyperlink r:id="rId419">
         <w:r>
           <w:rPr>
             <w:rStyle w:val="Hyperlink"/>
@@ -6538,10 +7695,10 @@
         <w:pStyle w:val="Compact"/>
         <w:numPr>
           <w:ilvl w:val="0"/>
-          <w:numId w:val="1002"/>
-        </w:numPr>
-      </w:pPr>
-      <w:hyperlink r:id="rId366">
+          <w:numId w:val="1007"/>
+        </w:numPr>
+      </w:pPr>
+      <w:hyperlink r:id="rId420">
         <w:r>
           <w:rPr>
             <w:rStyle w:val="Hyperlink"/>
@@ -6555,10 +7712,10 @@
         <w:pStyle w:val="Compact"/>
         <w:numPr>
           <w:ilvl w:val="0"/>
-          <w:numId w:val="1002"/>
-        </w:numPr>
-      </w:pPr>
-      <w:hyperlink r:id="rId367">
+          <w:numId w:val="1007"/>
+        </w:numPr>
+      </w:pPr>
+      <w:hyperlink r:id="rId421">
         <w:r>
           <w:rPr>
             <w:rStyle w:val="Hyperlink"/>
@@ -6572,10 +7729,10 @@
         <w:pStyle w:val="Compact"/>
         <w:numPr>
           <w:ilvl w:val="0"/>
-          <w:numId w:val="1002"/>
-        </w:numPr>
-      </w:pPr>
-      <w:hyperlink r:id="rId368">
+          <w:numId w:val="1007"/>
+        </w:numPr>
+      </w:pPr>
+      <w:hyperlink r:id="rId422">
         <w:r>
           <w:rPr>
             <w:rStyle w:val="Hyperlink"/>
@@ -6589,10 +7746,10 @@
         <w:pStyle w:val="Compact"/>
         <w:numPr>
           <w:ilvl w:val="0"/>
-          <w:numId w:val="1002"/>
-        </w:numPr>
-      </w:pPr>
-      <w:hyperlink r:id="rId369">
+          <w:numId w:val="1007"/>
+        </w:numPr>
+      </w:pPr>
+      <w:hyperlink r:id="rId423">
         <w:r>
           <w:rPr>
             <w:rStyle w:val="Hyperlink"/>
@@ -6606,10 +7763,10 @@
         <w:pStyle w:val="Compact"/>
         <w:numPr>
           <w:ilvl w:val="0"/>
-          <w:numId w:val="1002"/>
-        </w:numPr>
-      </w:pPr>
-      <w:hyperlink r:id="rId370">
+          <w:numId w:val="1007"/>
+        </w:numPr>
+      </w:pPr>
+      <w:hyperlink r:id="rId424">
         <w:r>
           <w:rPr>
             <w:rStyle w:val="Hyperlink"/>
@@ -6623,10 +7780,10 @@
         <w:pStyle w:val="Compact"/>
         <w:numPr>
           <w:ilvl w:val="0"/>
-          <w:numId w:val="1002"/>
-        </w:numPr>
-      </w:pPr>
-      <w:hyperlink r:id="rId371">
+          <w:numId w:val="1007"/>
+        </w:numPr>
+      </w:pPr>
+      <w:hyperlink r:id="rId425">
         <w:r>
           <w:rPr>
             <w:rStyle w:val="Hyperlink"/>
@@ -6640,10 +7797,10 @@
         <w:pStyle w:val="Compact"/>
         <w:numPr>
           <w:ilvl w:val="0"/>
-          <w:numId w:val="1002"/>
-        </w:numPr>
-      </w:pPr>
-      <w:hyperlink r:id="rId372">
+          <w:numId w:val="1007"/>
+        </w:numPr>
+      </w:pPr>
+      <w:hyperlink r:id="rId426">
         <w:r>
           <w:rPr>
             <w:rStyle w:val="Hyperlink"/>
@@ -6657,10 +7814,10 @@
         <w:pStyle w:val="Compact"/>
         <w:numPr>
           <w:ilvl w:val="0"/>
-          <w:numId w:val="1002"/>
-        </w:numPr>
-      </w:pPr>
-      <w:hyperlink r:id="rId373">
+          <w:numId w:val="1007"/>
+        </w:numPr>
+      </w:pPr>
+      <w:hyperlink r:id="rId427">
         <w:r>
           <w:rPr>
             <w:rStyle w:val="Hyperlink"/>
@@ -6674,10 +7831,10 @@
         <w:pStyle w:val="Compact"/>
         <w:numPr>
           <w:ilvl w:val="0"/>
-          <w:numId w:val="1002"/>
-        </w:numPr>
-      </w:pPr>
-      <w:hyperlink r:id="rId374">
+          <w:numId w:val="1007"/>
+        </w:numPr>
+      </w:pPr>
+      <w:hyperlink r:id="rId428">
         <w:r>
           <w:rPr>
             <w:rStyle w:val="Hyperlink"/>
@@ -6691,10 +7848,10 @@
         <w:pStyle w:val="Compact"/>
         <w:numPr>
           <w:ilvl w:val="0"/>
-          <w:numId w:val="1002"/>
-        </w:numPr>
-      </w:pPr>
-      <w:hyperlink r:id="rId375">
+          <w:numId w:val="1007"/>
+        </w:numPr>
+      </w:pPr>
+      <w:hyperlink r:id="rId429">
         <w:r>
           <w:rPr>
             <w:rStyle w:val="Hyperlink"/>
@@ -6708,10 +7865,10 @@
         <w:pStyle w:val="Compact"/>
         <w:numPr>
           <w:ilvl w:val="0"/>
-          <w:numId w:val="1002"/>
-        </w:numPr>
-      </w:pPr>
-      <w:hyperlink r:id="rId376">
+          <w:numId w:val="1007"/>
+        </w:numPr>
+      </w:pPr>
+      <w:hyperlink r:id="rId430">
         <w:r>
           <w:rPr>
             <w:rStyle w:val="Hyperlink"/>
@@ -6725,10 +7882,10 @@
         <w:pStyle w:val="Compact"/>
         <w:numPr>
           <w:ilvl w:val="0"/>
-          <w:numId w:val="1002"/>
-        </w:numPr>
-      </w:pPr>
-      <w:hyperlink r:id="rId377">
+          <w:numId w:val="1007"/>
+        </w:numPr>
+      </w:pPr>
+      <w:hyperlink r:id="rId431">
         <w:r>
           <w:rPr>
             <w:rStyle w:val="Hyperlink"/>
@@ -6742,10 +7899,10 @@
         <w:pStyle w:val="Compact"/>
         <w:numPr>
           <w:ilvl w:val="0"/>
-          <w:numId w:val="1002"/>
-        </w:numPr>
-      </w:pPr>
-      <w:hyperlink r:id="rId378">
+          <w:numId w:val="1007"/>
+        </w:numPr>
+      </w:pPr>
+      <w:hyperlink r:id="rId432">
         <w:r>
           <w:rPr>
             <w:rStyle w:val="Hyperlink"/>
@@ -6759,10 +7916,10 @@
         <w:pStyle w:val="Compact"/>
         <w:numPr>
           <w:ilvl w:val="0"/>
-          <w:numId w:val="1002"/>
-        </w:numPr>
-      </w:pPr>
-      <w:hyperlink r:id="rId379">
+          <w:numId w:val="1007"/>
+        </w:numPr>
+      </w:pPr>
+      <w:hyperlink r:id="rId433">
         <w:r>
           <w:rPr>
             <w:rStyle w:val="Hyperlink"/>
@@ -6776,10 +7933,10 @@
         <w:pStyle w:val="Compact"/>
         <w:numPr>
           <w:ilvl w:val="0"/>
-          <w:numId w:val="1002"/>
-        </w:numPr>
-      </w:pPr>
-      <w:hyperlink r:id="rId380">
+          <w:numId w:val="1007"/>
+        </w:numPr>
+      </w:pPr>
+      <w:hyperlink r:id="rId434">
         <w:r>
           <w:rPr>
             <w:rStyle w:val="Hyperlink"/>
@@ -6793,10 +7950,10 @@
         <w:pStyle w:val="Compact"/>
         <w:numPr>
           <w:ilvl w:val="0"/>
-          <w:numId w:val="1002"/>
-        </w:numPr>
-      </w:pPr>
-      <w:hyperlink r:id="rId381">
+          <w:numId w:val="1007"/>
+        </w:numPr>
+      </w:pPr>
+      <w:hyperlink r:id="rId435">
         <w:r>
           <w:rPr>
             <w:rStyle w:val="Hyperlink"/>
@@ -6810,10 +7967,10 @@
         <w:pStyle w:val="Compact"/>
         <w:numPr>
           <w:ilvl w:val="0"/>
-          <w:numId w:val="1002"/>
-        </w:numPr>
-      </w:pPr>
-      <w:hyperlink r:id="rId382">
+          <w:numId w:val="1007"/>
+        </w:numPr>
+      </w:pPr>
+      <w:hyperlink r:id="rId436">
         <w:r>
           <w:rPr>
             <w:rStyle w:val="Hyperlink"/>
@@ -6827,10 +7984,10 @@
         <w:pStyle w:val="Compact"/>
         <w:numPr>
           <w:ilvl w:val="0"/>
-          <w:numId w:val="1002"/>
-        </w:numPr>
-      </w:pPr>
-      <w:hyperlink r:id="rId383">
+          <w:numId w:val="1007"/>
+        </w:numPr>
+      </w:pPr>
+      <w:hyperlink r:id="rId437">
         <w:r>
           <w:rPr>
             <w:rStyle w:val="Hyperlink"/>
@@ -6844,10 +8001,10 @@
         <w:pStyle w:val="Compact"/>
         <w:numPr>
           <w:ilvl w:val="0"/>
-          <w:numId w:val="1002"/>
-        </w:numPr>
-      </w:pPr>
-      <w:hyperlink r:id="rId384">
+          <w:numId w:val="1007"/>
+        </w:numPr>
+      </w:pPr>
+      <w:hyperlink r:id="rId438">
         <w:r>
           <w:rPr>
             <w:rStyle w:val="Hyperlink"/>
@@ -6861,10 +8018,10 @@
         <w:pStyle w:val="Compact"/>
         <w:numPr>
           <w:ilvl w:val="0"/>
-          <w:numId w:val="1002"/>
-        </w:numPr>
-      </w:pPr>
-      <w:hyperlink r:id="rId385">
+          <w:numId w:val="1007"/>
+        </w:numPr>
+      </w:pPr>
+      <w:hyperlink r:id="rId439">
         <w:r>
           <w:rPr>
             <w:rStyle w:val="Hyperlink"/>
@@ -6878,10 +8035,10 @@
         <w:pStyle w:val="Compact"/>
         <w:numPr>
           <w:ilvl w:val="0"/>
-          <w:numId w:val="1002"/>
-        </w:numPr>
-      </w:pPr>
-      <w:hyperlink r:id="rId386">
+          <w:numId w:val="1007"/>
+        </w:numPr>
+      </w:pPr>
+      <w:hyperlink r:id="rId440">
         <w:r>
           <w:rPr>
             <w:rStyle w:val="Hyperlink"/>
@@ -6895,10 +8052,10 @@
         <w:pStyle w:val="Compact"/>
         <w:numPr>
           <w:ilvl w:val="0"/>
-          <w:numId w:val="1002"/>
-        </w:numPr>
-      </w:pPr>
-      <w:hyperlink r:id="rId387">
+          <w:numId w:val="1007"/>
+        </w:numPr>
+      </w:pPr>
+      <w:hyperlink r:id="rId441">
         <w:r>
           <w:rPr>
             <w:rStyle w:val="Hyperlink"/>
@@ -6912,10 +8069,10 @@
         <w:pStyle w:val="Compact"/>
         <w:numPr>
           <w:ilvl w:val="0"/>
-          <w:numId w:val="1002"/>
-        </w:numPr>
-      </w:pPr>
-      <w:hyperlink r:id="rId388">
+          <w:numId w:val="1007"/>
+        </w:numPr>
+      </w:pPr>
+      <w:hyperlink r:id="rId442">
         <w:r>
           <w:rPr>
             <w:rStyle w:val="Hyperlink"/>
@@ -6929,10 +8086,10 @@
         <w:pStyle w:val="Compact"/>
         <w:numPr>
           <w:ilvl w:val="0"/>
-          <w:numId w:val="1002"/>
-        </w:numPr>
-      </w:pPr>
-      <w:hyperlink r:id="rId389">
+          <w:numId w:val="1007"/>
+        </w:numPr>
+      </w:pPr>
+      <w:hyperlink r:id="rId443">
         <w:r>
           <w:rPr>
             <w:rStyle w:val="Hyperlink"/>
@@ -6946,10 +8103,10 @@
         <w:pStyle w:val="Compact"/>
         <w:numPr>
           <w:ilvl w:val="0"/>
-          <w:numId w:val="1002"/>
-        </w:numPr>
-      </w:pPr>
-      <w:hyperlink r:id="rId390">
+          <w:numId w:val="1007"/>
+        </w:numPr>
+      </w:pPr>
+      <w:hyperlink r:id="rId444">
         <w:r>
           <w:rPr>
             <w:rStyle w:val="Hyperlink"/>
@@ -6963,10 +8120,10 @@
         <w:pStyle w:val="Compact"/>
         <w:numPr>
           <w:ilvl w:val="0"/>
-          <w:numId w:val="1002"/>
-        </w:numPr>
-      </w:pPr>
-      <w:hyperlink r:id="rId391">
+          <w:numId w:val="1007"/>
+        </w:numPr>
+      </w:pPr>
+      <w:hyperlink r:id="rId445">
         <w:r>
           <w:rPr>
             <w:rStyle w:val="Hyperlink"/>
@@ -6980,10 +8137,10 @@
         <w:pStyle w:val="Compact"/>
         <w:numPr>
           <w:ilvl w:val="0"/>
-          <w:numId w:val="1002"/>
-        </w:numPr>
-      </w:pPr>
-      <w:hyperlink r:id="rId392">
+          <w:numId w:val="1007"/>
+        </w:numPr>
+      </w:pPr>
+      <w:hyperlink r:id="rId446">
         <w:r>
           <w:rPr>
             <w:rStyle w:val="Hyperlink"/>
@@ -6997,10 +8154,10 @@
         <w:pStyle w:val="Compact"/>
         <w:numPr>
           <w:ilvl w:val="0"/>
-          <w:numId w:val="1002"/>
-        </w:numPr>
-      </w:pPr>
-      <w:hyperlink r:id="rId393">
+          <w:numId w:val="1007"/>
+        </w:numPr>
+      </w:pPr>
+      <w:hyperlink r:id="rId447">
         <w:r>
           <w:rPr>
             <w:rStyle w:val="Hyperlink"/>
@@ -7014,10 +8171,10 @@
         <w:pStyle w:val="Compact"/>
         <w:numPr>
           <w:ilvl w:val="0"/>
-          <w:numId w:val="1002"/>
-        </w:numPr>
-      </w:pPr>
-      <w:hyperlink r:id="rId394">
+          <w:numId w:val="1007"/>
+        </w:numPr>
+      </w:pPr>
+      <w:hyperlink r:id="rId448">
         <w:r>
           <w:rPr>
             <w:rStyle w:val="Hyperlink"/>
@@ -7031,10 +8188,10 @@
         <w:pStyle w:val="Compact"/>
         <w:numPr>
           <w:ilvl w:val="0"/>
-          <w:numId w:val="1002"/>
-        </w:numPr>
-      </w:pPr>
-      <w:hyperlink r:id="rId395">
+          <w:numId w:val="1007"/>
+        </w:numPr>
+      </w:pPr>
+      <w:hyperlink r:id="rId449">
         <w:r>
           <w:rPr>
             <w:rStyle w:val="Hyperlink"/>
@@ -7051,10 +8208,10 @@
         <w:pStyle w:val="Compact"/>
         <w:numPr>
           <w:ilvl w:val="0"/>
-          <w:numId w:val="1002"/>
-        </w:numPr>
-      </w:pPr>
-      <w:hyperlink r:id="rId396">
+          <w:numId w:val="1007"/>
+        </w:numPr>
+      </w:pPr>
+      <w:hyperlink r:id="rId450">
         <w:r>
           <w:rPr>
             <w:rStyle w:val="Hyperlink"/>
@@ -7068,10 +8225,10 @@
         <w:pStyle w:val="Compact"/>
         <w:numPr>
           <w:ilvl w:val="0"/>
-          <w:numId w:val="1002"/>
-        </w:numPr>
-      </w:pPr>
-      <w:hyperlink r:id="rId397">
+          <w:numId w:val="1007"/>
+        </w:numPr>
+      </w:pPr>
+      <w:hyperlink r:id="rId451">
         <w:r>
           <w:rPr>
             <w:rStyle w:val="Hyperlink"/>
@@ -7085,10 +8242,10 @@
         <w:pStyle w:val="Compact"/>
         <w:numPr>
           <w:ilvl w:val="0"/>
-          <w:numId w:val="1002"/>
-        </w:numPr>
-      </w:pPr>
-      <w:hyperlink r:id="rId398">
+          <w:numId w:val="1007"/>
+        </w:numPr>
+      </w:pPr>
+      <w:hyperlink r:id="rId452">
         <w:r>
           <w:rPr>
             <w:rStyle w:val="Hyperlink"/>
@@ -7102,10 +8259,10 @@
         <w:pStyle w:val="Compact"/>
         <w:numPr>
           <w:ilvl w:val="0"/>
-          <w:numId w:val="1002"/>
-        </w:numPr>
-      </w:pPr>
-      <w:hyperlink r:id="rId399">
+          <w:numId w:val="1007"/>
+        </w:numPr>
+      </w:pPr>
+      <w:hyperlink r:id="rId453">
         <w:r>
           <w:rPr>
             <w:rStyle w:val="Hyperlink"/>
@@ -7119,10 +8276,10 @@
         <w:pStyle w:val="Compact"/>
         <w:numPr>
           <w:ilvl w:val="0"/>
-          <w:numId w:val="1002"/>
-        </w:numPr>
-      </w:pPr>
-      <w:hyperlink r:id="rId400">
+          <w:numId w:val="1007"/>
+        </w:numPr>
+      </w:pPr>
+      <w:hyperlink r:id="rId454">
         <w:r>
           <w:rPr>
             <w:rStyle w:val="Hyperlink"/>
@@ -7136,10 +8293,10 @@
         <w:pStyle w:val="Compact"/>
         <w:numPr>
           <w:ilvl w:val="0"/>
-          <w:numId w:val="1002"/>
-        </w:numPr>
-      </w:pPr>
-      <w:hyperlink r:id="rId401">
+          <w:numId w:val="1007"/>
+        </w:numPr>
+      </w:pPr>
+      <w:hyperlink r:id="rId455">
         <w:r>
           <w:rPr>
             <w:rStyle w:val="Hyperlink"/>
@@ -7153,10 +8310,10 @@
         <w:pStyle w:val="Compact"/>
         <w:numPr>
           <w:ilvl w:val="0"/>
-          <w:numId w:val="1002"/>
-        </w:numPr>
-      </w:pPr>
-      <w:hyperlink r:id="rId402">
+          <w:numId w:val="1007"/>
+        </w:numPr>
+      </w:pPr>
+      <w:hyperlink r:id="rId456">
         <w:r>
           <w:rPr>
             <w:rStyle w:val="Hyperlink"/>
@@ -7170,10 +8327,10 @@
         <w:pStyle w:val="Compact"/>
         <w:numPr>
           <w:ilvl w:val="0"/>
-          <w:numId w:val="1002"/>
-        </w:numPr>
-      </w:pPr>
-      <w:hyperlink r:id="rId403">
+          <w:numId w:val="1007"/>
+        </w:numPr>
+      </w:pPr>
+      <w:hyperlink r:id="rId457">
         <w:r>
           <w:rPr>
             <w:rStyle w:val="Hyperlink"/>
@@ -7187,10 +8344,10 @@
         <w:pStyle w:val="Compact"/>
         <w:numPr>
           <w:ilvl w:val="0"/>
-          <w:numId w:val="1002"/>
-        </w:numPr>
-      </w:pPr>
-      <w:hyperlink r:id="rId404">
+          <w:numId w:val="1007"/>
+        </w:numPr>
+      </w:pPr>
+      <w:hyperlink r:id="rId458">
         <w:r>
           <w:rPr>
             <w:rStyle w:val="Hyperlink"/>
@@ -7204,10 +8361,10 @@
         <w:pStyle w:val="Compact"/>
         <w:numPr>
           <w:ilvl w:val="0"/>
-          <w:numId w:val="1002"/>
-        </w:numPr>
-      </w:pPr>
-      <w:hyperlink r:id="rId405">
+          <w:numId w:val="1007"/>
+        </w:numPr>
+      </w:pPr>
+      <w:hyperlink r:id="rId459">
         <w:r>
           <w:rPr>
             <w:rStyle w:val="Hyperlink"/>
@@ -7221,10 +8378,10 @@
         <w:pStyle w:val="Compact"/>
         <w:numPr>
           <w:ilvl w:val="0"/>
-          <w:numId w:val="1002"/>
-        </w:numPr>
-      </w:pPr>
-      <w:hyperlink r:id="rId406">
+          <w:numId w:val="1007"/>
+        </w:numPr>
+      </w:pPr>
+      <w:hyperlink r:id="rId460">
         <w:r>
           <w:rPr>
             <w:rStyle w:val="Hyperlink"/>
@@ -7238,10 +8395,10 @@
         <w:pStyle w:val="Compact"/>
         <w:numPr>
           <w:ilvl w:val="0"/>
-          <w:numId w:val="1002"/>
-        </w:numPr>
-      </w:pPr>
-      <w:hyperlink r:id="rId407">
+          <w:numId w:val="1007"/>
+        </w:numPr>
+      </w:pPr>
+      <w:hyperlink r:id="rId461">
         <w:r>
           <w:rPr>
             <w:rStyle w:val="Hyperlink"/>
@@ -7255,10 +8412,10 @@
         <w:pStyle w:val="Compact"/>
         <w:numPr>
           <w:ilvl w:val="0"/>
-          <w:numId w:val="1002"/>
-        </w:numPr>
-      </w:pPr>
-      <w:hyperlink r:id="rId408">
+          <w:numId w:val="1007"/>
+        </w:numPr>
+      </w:pPr>
+      <w:hyperlink r:id="rId462">
         <w:r>
           <w:rPr>
             <w:rStyle w:val="Hyperlink"/>
@@ -7272,10 +8429,10 @@
         <w:pStyle w:val="Compact"/>
         <w:numPr>
           <w:ilvl w:val="0"/>
-          <w:numId w:val="1002"/>
-        </w:numPr>
-      </w:pPr>
-      <w:hyperlink r:id="rId409">
+          <w:numId w:val="1007"/>
+        </w:numPr>
+      </w:pPr>
+      <w:hyperlink r:id="rId463">
         <w:r>
           <w:rPr>
             <w:rStyle w:val="Hyperlink"/>
@@ -7289,10 +8446,10 @@
         <w:pStyle w:val="Compact"/>
         <w:numPr>
           <w:ilvl w:val="0"/>
-          <w:numId w:val="1002"/>
-        </w:numPr>
-      </w:pPr>
-      <w:hyperlink r:id="rId410">
+          <w:numId w:val="1007"/>
+        </w:numPr>
+      </w:pPr>
+      <w:hyperlink r:id="rId464">
         <w:r>
           <w:rPr>
             <w:rStyle w:val="Hyperlink"/>
@@ -7306,10 +8463,10 @@
         <w:pStyle w:val="Compact"/>
         <w:numPr>
           <w:ilvl w:val="0"/>
-          <w:numId w:val="1002"/>
-        </w:numPr>
-      </w:pPr>
-      <w:hyperlink r:id="rId411">
+          <w:numId w:val="1007"/>
+        </w:numPr>
+      </w:pPr>
+      <w:hyperlink r:id="rId465">
         <w:r>
           <w:rPr>
             <w:rStyle w:val="Hyperlink"/>
@@ -7323,10 +8480,10 @@
         <w:pStyle w:val="Compact"/>
         <w:numPr>
           <w:ilvl w:val="0"/>
-          <w:numId w:val="1002"/>
-        </w:numPr>
-      </w:pPr>
-      <w:hyperlink r:id="rId412">
+          <w:numId w:val="1007"/>
+        </w:numPr>
+      </w:pPr>
+      <w:hyperlink r:id="rId466">
         <w:r>
           <w:rPr>
             <w:rStyle w:val="Hyperlink"/>
@@ -7340,10 +8497,10 @@
         <w:pStyle w:val="Compact"/>
         <w:numPr>
           <w:ilvl w:val="0"/>
-          <w:numId w:val="1002"/>
-        </w:numPr>
-      </w:pPr>
-      <w:hyperlink r:id="rId413">
+          <w:numId w:val="1007"/>
+        </w:numPr>
+      </w:pPr>
+      <w:hyperlink r:id="rId467">
         <w:r>
           <w:rPr>
             <w:rStyle w:val="Hyperlink"/>
@@ -7357,10 +8514,10 @@
         <w:pStyle w:val="Compact"/>
         <w:numPr>
           <w:ilvl w:val="0"/>
-          <w:numId w:val="1002"/>
-        </w:numPr>
-      </w:pPr>
-      <w:hyperlink r:id="rId414">
+          <w:numId w:val="1007"/>
+        </w:numPr>
+      </w:pPr>
+      <w:hyperlink r:id="rId468">
         <w:r>
           <w:rPr>
             <w:rStyle w:val="Hyperlink"/>
@@ -7374,10 +8531,10 @@
         <w:pStyle w:val="Compact"/>
         <w:numPr>
           <w:ilvl w:val="0"/>
-          <w:numId w:val="1002"/>
-        </w:numPr>
-      </w:pPr>
-      <w:hyperlink r:id="rId415">
+          <w:numId w:val="1007"/>
+        </w:numPr>
+      </w:pPr>
+      <w:hyperlink r:id="rId469">
         <w:r>
           <w:rPr>
             <w:rStyle w:val="Hyperlink"/>
@@ -7391,10 +8548,10 @@
         <w:pStyle w:val="Compact"/>
         <w:numPr>
           <w:ilvl w:val="0"/>
-          <w:numId w:val="1002"/>
-        </w:numPr>
-      </w:pPr>
-      <w:hyperlink r:id="rId416">
+          <w:numId w:val="1007"/>
+        </w:numPr>
+      </w:pPr>
+      <w:hyperlink r:id="rId470">
         <w:r>
           <w:rPr>
             <w:rStyle w:val="Hyperlink"/>
@@ -7408,10 +8565,10 @@
         <w:pStyle w:val="Compact"/>
         <w:numPr>
           <w:ilvl w:val="0"/>
-          <w:numId w:val="1002"/>
-        </w:numPr>
-      </w:pPr>
-      <w:hyperlink r:id="rId417">
+          <w:numId w:val="1007"/>
+        </w:numPr>
+      </w:pPr>
+      <w:hyperlink r:id="rId471">
         <w:r>
           <w:rPr>
             <w:rStyle w:val="Hyperlink"/>
@@ -7425,10 +8582,10 @@
         <w:pStyle w:val="Compact"/>
         <w:numPr>
           <w:ilvl w:val="0"/>
-          <w:numId w:val="1002"/>
-        </w:numPr>
-      </w:pPr>
-      <w:hyperlink r:id="rId418">
+          <w:numId w:val="1007"/>
+        </w:numPr>
+      </w:pPr>
+      <w:hyperlink r:id="rId472">
         <w:r>
           <w:rPr>
             <w:rStyle w:val="Hyperlink"/>
@@ -7442,10 +8599,10 @@
         <w:pStyle w:val="Compact"/>
         <w:numPr>
           <w:ilvl w:val="0"/>
-          <w:numId w:val="1002"/>
-        </w:numPr>
-      </w:pPr>
-      <w:hyperlink r:id="rId419">
+          <w:numId w:val="1007"/>
+        </w:numPr>
+      </w:pPr>
+      <w:hyperlink r:id="rId473">
         <w:r>
           <w:rPr>
             <w:rStyle w:val="Hyperlink"/>
@@ -7459,10 +8616,10 @@
         <w:pStyle w:val="Compact"/>
         <w:numPr>
           <w:ilvl w:val="0"/>
-          <w:numId w:val="1002"/>
-        </w:numPr>
-      </w:pPr>
-      <w:hyperlink r:id="rId420">
+          <w:numId w:val="1007"/>
+        </w:numPr>
+      </w:pPr>
+      <w:hyperlink r:id="rId474">
         <w:r>
           <w:rPr>
             <w:rStyle w:val="Hyperlink"/>
@@ -7476,10 +8633,10 @@
         <w:pStyle w:val="Compact"/>
         <w:numPr>
           <w:ilvl w:val="0"/>
-          <w:numId w:val="1002"/>
-        </w:numPr>
-      </w:pPr>
-      <w:hyperlink r:id="rId421">
+          <w:numId w:val="1007"/>
+        </w:numPr>
+      </w:pPr>
+      <w:hyperlink r:id="rId475">
         <w:r>
           <w:rPr>
             <w:rStyle w:val="Hyperlink"/>
@@ -7493,10 +8650,10 @@
         <w:pStyle w:val="Compact"/>
         <w:numPr>
           <w:ilvl w:val="0"/>
-          <w:numId w:val="1002"/>
-        </w:numPr>
-      </w:pPr>
-      <w:hyperlink r:id="rId422">
+          <w:numId w:val="1007"/>
+        </w:numPr>
+      </w:pPr>
+      <w:hyperlink r:id="rId476">
         <w:r>
           <w:rPr>
             <w:rStyle w:val="Hyperlink"/>
@@ -7510,10 +8667,10 @@
         <w:pStyle w:val="Compact"/>
         <w:numPr>
           <w:ilvl w:val="0"/>
-          <w:numId w:val="1002"/>
-        </w:numPr>
-      </w:pPr>
-      <w:hyperlink r:id="rId423">
+          <w:numId w:val="1007"/>
+        </w:numPr>
+      </w:pPr>
+      <w:hyperlink r:id="rId477">
         <w:r>
           <w:rPr>
             <w:rStyle w:val="Hyperlink"/>
@@ -7527,10 +8684,10 @@
         <w:pStyle w:val="Compact"/>
         <w:numPr>
           <w:ilvl w:val="0"/>
-          <w:numId w:val="1002"/>
-        </w:numPr>
-      </w:pPr>
-      <w:hyperlink r:id="rId424">
+          <w:numId w:val="1007"/>
+        </w:numPr>
+      </w:pPr>
+      <w:hyperlink r:id="rId478">
         <w:r>
           <w:rPr>
             <w:rStyle w:val="Hyperlink"/>
@@ -7544,10 +8701,10 @@
         <w:pStyle w:val="Compact"/>
         <w:numPr>
           <w:ilvl w:val="0"/>
-          <w:numId w:val="1002"/>
-        </w:numPr>
-      </w:pPr>
-      <w:hyperlink r:id="rId425">
+          <w:numId w:val="1007"/>
+        </w:numPr>
+      </w:pPr>
+      <w:hyperlink r:id="rId479">
         <w:r>
           <w:rPr>
             <w:rStyle w:val="Hyperlink"/>
@@ -7561,10 +8718,10 @@
         <w:pStyle w:val="Compact"/>
         <w:numPr>
           <w:ilvl w:val="0"/>
-          <w:numId w:val="1002"/>
-        </w:numPr>
-      </w:pPr>
-      <w:hyperlink r:id="rId426">
+          <w:numId w:val="1007"/>
+        </w:numPr>
+      </w:pPr>
+      <w:hyperlink r:id="rId480">
         <w:r>
           <w:rPr>
             <w:rStyle w:val="Hyperlink"/>
@@ -7578,10 +8735,10 @@
         <w:pStyle w:val="Compact"/>
         <w:numPr>
           <w:ilvl w:val="0"/>
-          <w:numId w:val="1002"/>
-        </w:numPr>
-      </w:pPr>
-      <w:hyperlink r:id="rId427">
+          <w:numId w:val="1007"/>
+        </w:numPr>
+      </w:pPr>
+      <w:hyperlink r:id="rId481">
         <w:r>
           <w:rPr>
             <w:rStyle w:val="Hyperlink"/>
@@ -7595,10 +8752,10 @@
         <w:pStyle w:val="Compact"/>
         <w:numPr>
           <w:ilvl w:val="0"/>
-          <w:numId w:val="1002"/>
-        </w:numPr>
-      </w:pPr>
-      <w:hyperlink r:id="rId428">
+          <w:numId w:val="1007"/>
+        </w:numPr>
+      </w:pPr>
+      <w:hyperlink r:id="rId482">
         <w:r>
           <w:rPr>
             <w:rStyle w:val="Hyperlink"/>
@@ -7612,10 +8769,10 @@
         <w:pStyle w:val="Compact"/>
         <w:numPr>
           <w:ilvl w:val="0"/>
-          <w:numId w:val="1002"/>
-        </w:numPr>
-      </w:pPr>
-      <w:hyperlink r:id="rId429">
+          <w:numId w:val="1007"/>
+        </w:numPr>
+      </w:pPr>
+      <w:hyperlink r:id="rId483">
         <w:r>
           <w:rPr>
             <w:rStyle w:val="Hyperlink"/>
@@ -7629,10 +8786,10 @@
         <w:pStyle w:val="Compact"/>
         <w:numPr>
           <w:ilvl w:val="0"/>
-          <w:numId w:val="1002"/>
-        </w:numPr>
-      </w:pPr>
-      <w:hyperlink r:id="rId430">
+          <w:numId w:val="1007"/>
+        </w:numPr>
+      </w:pPr>
+      <w:hyperlink r:id="rId484">
         <w:r>
           <w:rPr>
             <w:rStyle w:val="Hyperlink"/>
@@ -7646,10 +8803,10 @@
         <w:pStyle w:val="Compact"/>
         <w:numPr>
           <w:ilvl w:val="0"/>
-          <w:numId w:val="1002"/>
-        </w:numPr>
-      </w:pPr>
-      <w:hyperlink r:id="rId431">
+          <w:numId w:val="1007"/>
+        </w:numPr>
+      </w:pPr>
+      <w:hyperlink r:id="rId485">
         <w:r>
           <w:rPr>
             <w:rStyle w:val="Hyperlink"/>
@@ -7663,10 +8820,10 @@
         <w:pStyle w:val="Compact"/>
         <w:numPr>
           <w:ilvl w:val="0"/>
-          <w:numId w:val="1002"/>
-        </w:numPr>
-      </w:pPr>
-      <w:hyperlink r:id="rId432">
+          <w:numId w:val="1007"/>
+        </w:numPr>
+      </w:pPr>
+      <w:hyperlink r:id="rId486">
         <w:r>
           <w:rPr>
             <w:rStyle w:val="Hyperlink"/>
@@ -7680,10 +8837,10 @@
         <w:pStyle w:val="Compact"/>
         <w:numPr>
           <w:ilvl w:val="0"/>
-          <w:numId w:val="1002"/>
-        </w:numPr>
-      </w:pPr>
-      <w:hyperlink r:id="rId433">
+          <w:numId w:val="1007"/>
+        </w:numPr>
+      </w:pPr>
+      <w:hyperlink r:id="rId487">
         <w:r>
           <w:rPr>
             <w:rStyle w:val="Hyperlink"/>
@@ -7697,10 +8854,10 @@
         <w:pStyle w:val="Compact"/>
         <w:numPr>
           <w:ilvl w:val="0"/>
-          <w:numId w:val="1002"/>
-        </w:numPr>
-      </w:pPr>
-      <w:hyperlink r:id="rId434">
+          <w:numId w:val="1007"/>
+        </w:numPr>
+      </w:pPr>
+      <w:hyperlink r:id="rId488">
         <w:r>
           <w:rPr>
             <w:rStyle w:val="Hyperlink"/>
@@ -7714,10 +8871,10 @@
         <w:pStyle w:val="Compact"/>
         <w:numPr>
           <w:ilvl w:val="0"/>
-          <w:numId w:val="1002"/>
-        </w:numPr>
-      </w:pPr>
-      <w:hyperlink r:id="rId435">
+          <w:numId w:val="1007"/>
+        </w:numPr>
+      </w:pPr>
+      <w:hyperlink r:id="rId489">
         <w:r>
           <w:rPr>
             <w:rStyle w:val="Hyperlink"/>
@@ -7731,10 +8888,10 @@
         <w:pStyle w:val="Compact"/>
         <w:numPr>
           <w:ilvl w:val="0"/>
-          <w:numId w:val="1002"/>
-        </w:numPr>
-      </w:pPr>
-      <w:hyperlink r:id="rId436">
+          <w:numId w:val="1007"/>
+        </w:numPr>
+      </w:pPr>
+      <w:hyperlink r:id="rId490">
         <w:r>
           <w:rPr>
             <w:rStyle w:val="Hyperlink"/>
@@ -7748,10 +8905,10 @@
         <w:pStyle w:val="Compact"/>
         <w:numPr>
           <w:ilvl w:val="0"/>
-          <w:numId w:val="1002"/>
-        </w:numPr>
-      </w:pPr>
-      <w:hyperlink r:id="rId437">
+          <w:numId w:val="1007"/>
+        </w:numPr>
+      </w:pPr>
+      <w:hyperlink r:id="rId491">
         <w:r>
           <w:rPr>
             <w:rStyle w:val="Hyperlink"/>
@@ -7765,10 +8922,10 @@
         <w:pStyle w:val="Compact"/>
         <w:numPr>
           <w:ilvl w:val="0"/>
-          <w:numId w:val="1002"/>
-        </w:numPr>
-      </w:pPr>
-      <w:hyperlink r:id="rId438">
+          <w:numId w:val="1007"/>
+        </w:numPr>
+      </w:pPr>
+      <w:hyperlink r:id="rId492">
         <w:r>
           <w:rPr>
             <w:rStyle w:val="Hyperlink"/>
@@ -7782,10 +8939,10 @@
         <w:pStyle w:val="Compact"/>
         <w:numPr>
           <w:ilvl w:val="0"/>
-          <w:numId w:val="1002"/>
-        </w:numPr>
-      </w:pPr>
-      <w:hyperlink r:id="rId439">
+          <w:numId w:val="1007"/>
+        </w:numPr>
+      </w:pPr>
+      <w:hyperlink r:id="rId493">
         <w:r>
           <w:rPr>
             <w:rStyle w:val="Hyperlink"/>
@@ -7799,10 +8956,10 @@
         <w:pStyle w:val="Compact"/>
         <w:numPr>
           <w:ilvl w:val="0"/>
-          <w:numId w:val="1002"/>
-        </w:numPr>
-      </w:pPr>
-      <w:hyperlink r:id="rId440">
+          <w:numId w:val="1007"/>
+        </w:numPr>
+      </w:pPr>
+      <w:hyperlink r:id="rId494">
         <w:r>
           <w:rPr>
             <w:rStyle w:val="Hyperlink"/>
@@ -7816,10 +8973,10 @@
         <w:pStyle w:val="Compact"/>
         <w:numPr>
           <w:ilvl w:val="0"/>
-          <w:numId w:val="1002"/>
-        </w:numPr>
-      </w:pPr>
-      <w:hyperlink r:id="rId441">
+          <w:numId w:val="1007"/>
+        </w:numPr>
+      </w:pPr>
+      <w:hyperlink r:id="rId495">
         <w:r>
           <w:rPr>
             <w:rStyle w:val="Hyperlink"/>
@@ -7833,10 +8990,10 @@
         <w:pStyle w:val="Compact"/>
         <w:numPr>
           <w:ilvl w:val="0"/>
-          <w:numId w:val="1002"/>
-        </w:numPr>
-      </w:pPr>
-      <w:hyperlink r:id="rId442">
+          <w:numId w:val="1007"/>
+        </w:numPr>
+      </w:pPr>
+      <w:hyperlink r:id="rId496">
         <w:r>
           <w:rPr>
             <w:rStyle w:val="Hyperlink"/>
@@ -7850,10 +9007,10 @@
         <w:pStyle w:val="Compact"/>
         <w:numPr>
           <w:ilvl w:val="0"/>
-          <w:numId w:val="1002"/>
-        </w:numPr>
-      </w:pPr>
-      <w:hyperlink r:id="rId443">
+          <w:numId w:val="1007"/>
+        </w:numPr>
+      </w:pPr>
+      <w:hyperlink r:id="rId497">
         <w:r>
           <w:rPr>
             <w:rStyle w:val="Hyperlink"/>
@@ -7867,10 +9024,10 @@
         <w:pStyle w:val="Compact"/>
         <w:numPr>
           <w:ilvl w:val="0"/>
-          <w:numId w:val="1002"/>
-        </w:numPr>
-      </w:pPr>
-      <w:hyperlink r:id="rId444">
+          <w:numId w:val="1007"/>
+        </w:numPr>
+      </w:pPr>
+      <w:hyperlink r:id="rId498">
         <w:r>
           <w:rPr>
             <w:rStyle w:val="Hyperlink"/>
@@ -7884,7 +9041,7 @@
         <w:pStyle w:val="Compact"/>
         <w:numPr>
           <w:ilvl w:val="0"/>
-          <w:numId w:val="1002"/>
+          <w:numId w:val="1007"/>
         </w:numPr>
       </w:pPr>
       <w:r>
@@ -7893,7 +9050,7 @@
       <w:r>
         <w:t xml:space="preserve"> </w:t>
       </w:r>
-      <w:hyperlink r:id="rId445">
+      <w:hyperlink r:id="rId499">
         <w:r>
           <w:rPr>
             <w:rStyle w:val="Hyperlink"/>
@@ -7910,7 +9067,7 @@
       <w:r>
         <w:t xml:space="preserve"> </w:t>
       </w:r>
-      <w:hyperlink r:id="rId446">
+      <w:hyperlink r:id="rId500">
         <w:r>
           <w:rPr>
             <w:rStyle w:val="Hyperlink"/>
@@ -7924,10 +9081,10 @@
         <w:pStyle w:val="Compact"/>
         <w:numPr>
           <w:ilvl w:val="0"/>
-          <w:numId w:val="1002"/>
-        </w:numPr>
-      </w:pPr>
-      <w:hyperlink r:id="rId447">
+          <w:numId w:val="1007"/>
+        </w:numPr>
+      </w:pPr>
+      <w:hyperlink r:id="rId501">
         <w:r>
           <w:rPr>
             <w:rStyle w:val="Hyperlink"/>
@@ -7941,10 +9098,10 @@
         <w:pStyle w:val="Compact"/>
         <w:numPr>
           <w:ilvl w:val="0"/>
-          <w:numId w:val="1002"/>
-        </w:numPr>
-      </w:pPr>
-      <w:hyperlink r:id="rId448">
+          <w:numId w:val="1007"/>
+        </w:numPr>
+      </w:pPr>
+      <w:hyperlink r:id="rId502">
         <w:r>
           <w:rPr>
             <w:rStyle w:val="Hyperlink"/>
@@ -7958,16 +9115,24 @@
         <w:pStyle w:val="Compact"/>
         <w:numPr>
           <w:ilvl w:val="0"/>
-          <w:numId w:val="1002"/>
-        </w:numPr>
-      </w:pPr>
-      <w:r>
-        <w:t xml:space="preserve">Global Fishing Watch. AI and satellite imagery to reveal the expanding footprint of human activity at sea.</w:t>
-      </w:r>
-      <w:r>
-        <w:t xml:space="preserve"> </w:t>
-      </w:r>
-      <w:hyperlink r:id="rId449">
+          <w:numId w:val="1007"/>
+        </w:numPr>
+      </w:pPr>
+      <w:hyperlink r:id="rId503">
+        <w:r>
+          <w:rPr>
+            <w:rStyle w:val="Hyperlink"/>
+          </w:rPr>
+          <w:t xml:space="preserve">Global Fishing Watch</w:t>
+        </w:r>
+      </w:hyperlink>
+      <w:r>
+        <w:t xml:space="preserve">. AI and satellite imagery to reveal the expanding footprint of human activity at sea.</w:t>
+      </w:r>
+      <w:r>
+        <w:t xml:space="preserve"> </w:t>
+      </w:r>
+      <w:hyperlink r:id="rId504">
         <w:r>
           <w:rPr>
             <w:rStyle w:val="Hyperlink"/>
@@ -7981,7 +9146,7 @@
       <w:r>
         <w:t xml:space="preserve"> </w:t>
       </w:r>
-      <w:hyperlink r:id="rId450">
+      <w:hyperlink r:id="rId505">
         <w:r>
           <w:rPr>
             <w:rStyle w:val="Hyperlink"/>
@@ -7995,7 +9160,7 @@
       <w:r>
         <w:t xml:space="preserve"> </w:t>
       </w:r>
-      <w:hyperlink r:id="rId451">
+      <w:hyperlink r:id="rId506">
         <w:r>
           <w:rPr>
             <w:rStyle w:val="Hyperlink"/>
@@ -8009,7 +9174,7 @@
       <w:r>
         <w:t xml:space="preserve"> </w:t>
       </w:r>
-      <w:hyperlink r:id="rId452">
+      <w:hyperlink r:id="rId507">
         <w:r>
           <w:rPr>
             <w:rStyle w:val="Hyperlink"/>
@@ -8026,7 +9191,7 @@
       <w:r>
         <w:t xml:space="preserve"> </w:t>
       </w:r>
-      <w:hyperlink r:id="rId453">
+      <w:hyperlink r:id="rId508">
         <w:r>
           <w:rPr>
             <w:rStyle w:val="Hyperlink"/>
@@ -8040,7 +9205,7 @@
         <w:pStyle w:val="Compact"/>
         <w:numPr>
           <w:ilvl w:val="0"/>
-          <w:numId w:val="1002"/>
+          <w:numId w:val="1007"/>
         </w:numPr>
       </w:pPr>
       <w:r>
@@ -8049,7 +9214,7 @@
       <w:r>
         <w:t xml:space="preserve"> </w:t>
       </w:r>
-      <w:hyperlink r:id="rId454">
+      <w:hyperlink r:id="rId509">
         <w:r>
           <w:rPr>
             <w:rStyle w:val="Hyperlink"/>
@@ -8063,7 +9228,7 @@
         <w:pStyle w:val="Compact"/>
         <w:numPr>
           <w:ilvl w:val="0"/>
-          <w:numId w:val="1002"/>
+          <w:numId w:val="1007"/>
         </w:numPr>
       </w:pPr>
       <w:r>
@@ -8072,7 +9237,7 @@
       <w:r>
         <w:t xml:space="preserve"> </w:t>
       </w:r>
-      <w:hyperlink r:id="rId455">
+      <w:hyperlink r:id="rId510">
         <w:r>
           <w:rPr>
             <w:rStyle w:val="Hyperlink"/>
@@ -8086,7 +9251,7 @@
       <w:r>
         <w:t xml:space="preserve"> </w:t>
       </w:r>
-      <w:hyperlink r:id="rId456">
+      <w:hyperlink r:id="rId511">
         <w:r>
           <w:rPr>
             <w:rStyle w:val="Hyperlink"/>
@@ -8103,7 +9268,7 @@
       <w:r>
         <w:t xml:space="preserve"> </w:t>
       </w:r>
-      <w:hyperlink r:id="rId457">
+      <w:hyperlink r:id="rId512">
         <w:r>
           <w:rPr>
             <w:rStyle w:val="Hyperlink"/>
@@ -8117,7 +9282,7 @@
         <w:pStyle w:val="Compact"/>
         <w:numPr>
           <w:ilvl w:val="0"/>
-          <w:numId w:val="1002"/>
+          <w:numId w:val="1007"/>
         </w:numPr>
       </w:pPr>
       <w:r>
@@ -8126,7 +9291,7 @@
       <w:r>
         <w:t xml:space="preserve"> </w:t>
       </w:r>
-      <w:hyperlink r:id="rId458">
+      <w:hyperlink r:id="rId513">
         <w:r>
           <w:rPr>
             <w:rStyle w:val="Hyperlink"/>
@@ -8143,7 +9308,7 @@
       <w:r>
         <w:t xml:space="preserve"> </w:t>
       </w:r>
-      <w:hyperlink r:id="rId459">
+      <w:hyperlink r:id="rId514">
         <w:r>
           <w:rPr>
             <w:rStyle w:val="Hyperlink"/>
@@ -8157,7 +9322,7 @@
         <w:pStyle w:val="Compact"/>
         <w:numPr>
           <w:ilvl w:val="0"/>
-          <w:numId w:val="1002"/>
+          <w:numId w:val="1007"/>
         </w:numPr>
       </w:pPr>
       <w:r>
@@ -8166,7 +9331,7 @@
       <w:r>
         <w:t xml:space="preserve"> </w:t>
       </w:r>
-      <w:hyperlink r:id="rId460">
+      <w:hyperlink r:id="rId515">
         <w:r>
           <w:rPr>
             <w:rStyle w:val="Hyperlink"/>
@@ -8180,7 +9345,7 @@
       <w:r>
         <w:t xml:space="preserve"> </w:t>
       </w:r>
-      <w:hyperlink r:id="rId461">
+      <w:hyperlink r:id="rId516">
         <w:r>
           <w:rPr>
             <w:rStyle w:val="Hyperlink"/>
@@ -8194,7 +9359,7 @@
       <w:r>
         <w:t xml:space="preserve"> </w:t>
       </w:r>
-      <w:hyperlink r:id="rId462">
+      <w:hyperlink r:id="rId517">
         <w:r>
           <w:rPr>
             <w:rStyle w:val="Hyperlink"/>
@@ -8211,7 +9376,7 @@
       <w:r>
         <w:t xml:space="preserve"> </w:t>
       </w:r>
-      <w:hyperlink r:id="rId463">
+      <w:hyperlink r:id="rId518">
         <w:r>
           <w:rPr>
             <w:rStyle w:val="Hyperlink"/>
@@ -8220,25 +9385,25 @@
         </w:r>
       </w:hyperlink>
     </w:p>
-    <w:bookmarkEnd w:id="464"/>
-    <w:bookmarkStart w:id="600" w:name="libros"/>
+    <w:bookmarkEnd w:id="519"/>
+    <w:bookmarkStart w:id="655" w:name="libros"/>
     <w:p>
       <w:pPr>
         <w:pStyle w:val="Heading2"/>
       </w:pPr>
       <w:r>
-        <w:t xml:space="preserve">3 Libros</w:t>
-      </w:r>
-    </w:p>
-    <w:p>
-      <w:pPr>
-        <w:pStyle w:val="Compact"/>
-        <w:numPr>
-          <w:ilvl w:val="0"/>
-          <w:numId w:val="1003"/>
-        </w:numPr>
-      </w:pPr>
-      <w:hyperlink r:id="rId465">
+        <w:t xml:space="preserve">4 Libros</w:t>
+      </w:r>
+    </w:p>
+    <w:p>
+      <w:pPr>
+        <w:pStyle w:val="Compact"/>
+        <w:numPr>
+          <w:ilvl w:val="0"/>
+          <w:numId w:val="1008"/>
+        </w:numPr>
+      </w:pPr>
+      <w:hyperlink r:id="rId520">
         <w:r>
           <w:rPr>
             <w:rStyle w:val="Hyperlink"/>
@@ -8252,10 +9417,10 @@
         <w:pStyle w:val="Compact"/>
         <w:numPr>
           <w:ilvl w:val="0"/>
-          <w:numId w:val="1003"/>
-        </w:numPr>
-      </w:pPr>
-      <w:hyperlink r:id="rId466">
+          <w:numId w:val="1008"/>
+        </w:numPr>
+      </w:pPr>
+      <w:hyperlink r:id="rId521">
         <w:r>
           <w:rPr>
             <w:rStyle w:val="Hyperlink"/>
@@ -8269,10 +9434,10 @@
         <w:pStyle w:val="Compact"/>
         <w:numPr>
           <w:ilvl w:val="0"/>
-          <w:numId w:val="1003"/>
-        </w:numPr>
-      </w:pPr>
-      <w:hyperlink r:id="rId467">
+          <w:numId w:val="1008"/>
+        </w:numPr>
+      </w:pPr>
+      <w:hyperlink r:id="rId522">
         <w:r>
           <w:rPr>
             <w:rStyle w:val="Hyperlink"/>
@@ -8286,10 +9451,10 @@
         <w:pStyle w:val="Compact"/>
         <w:numPr>
           <w:ilvl w:val="0"/>
-          <w:numId w:val="1003"/>
-        </w:numPr>
-      </w:pPr>
-      <w:hyperlink r:id="rId468">
+          <w:numId w:val="1008"/>
+        </w:numPr>
+      </w:pPr>
+      <w:hyperlink r:id="rId523">
         <w:r>
           <w:rPr>
             <w:rStyle w:val="Hyperlink"/>
@@ -8303,10 +9468,10 @@
         <w:pStyle w:val="Compact"/>
         <w:numPr>
           <w:ilvl w:val="0"/>
-          <w:numId w:val="1003"/>
-        </w:numPr>
-      </w:pPr>
-      <w:hyperlink r:id="rId469">
+          <w:numId w:val="1008"/>
+        </w:numPr>
+      </w:pPr>
+      <w:hyperlink r:id="rId524">
         <w:r>
           <w:rPr>
             <w:rStyle w:val="Hyperlink"/>
@@ -8320,10 +9485,10 @@
         <w:pStyle w:val="Compact"/>
         <w:numPr>
           <w:ilvl w:val="0"/>
-          <w:numId w:val="1003"/>
-        </w:numPr>
-      </w:pPr>
-      <w:hyperlink r:id="rId470">
+          <w:numId w:val="1008"/>
+        </w:numPr>
+      </w:pPr>
+      <w:hyperlink r:id="rId525">
         <w:r>
           <w:rPr>
             <w:rStyle w:val="Hyperlink"/>
@@ -8337,10 +9502,10 @@
         <w:pStyle w:val="Compact"/>
         <w:numPr>
           <w:ilvl w:val="0"/>
-          <w:numId w:val="1003"/>
-        </w:numPr>
-      </w:pPr>
-      <w:hyperlink r:id="rId471">
+          <w:numId w:val="1008"/>
+        </w:numPr>
+      </w:pPr>
+      <w:hyperlink r:id="rId526">
         <w:r>
           <w:rPr>
             <w:rStyle w:val="Hyperlink"/>
@@ -8354,10 +9519,10 @@
         <w:pStyle w:val="Compact"/>
         <w:numPr>
           <w:ilvl w:val="0"/>
-          <w:numId w:val="1003"/>
-        </w:numPr>
-      </w:pPr>
-      <w:hyperlink r:id="rId472">
+          <w:numId w:val="1008"/>
+        </w:numPr>
+      </w:pPr>
+      <w:hyperlink r:id="rId527">
         <w:r>
           <w:rPr>
             <w:rStyle w:val="Hyperlink"/>
@@ -8371,10 +9536,10 @@
         <w:pStyle w:val="Compact"/>
         <w:numPr>
           <w:ilvl w:val="0"/>
-          <w:numId w:val="1003"/>
-        </w:numPr>
-      </w:pPr>
-      <w:hyperlink r:id="rId473">
+          <w:numId w:val="1008"/>
+        </w:numPr>
+      </w:pPr>
+      <w:hyperlink r:id="rId528">
         <w:r>
           <w:rPr>
             <w:rStyle w:val="Hyperlink"/>
@@ -8388,10 +9553,10 @@
         <w:pStyle w:val="Compact"/>
         <w:numPr>
           <w:ilvl w:val="0"/>
-          <w:numId w:val="1003"/>
-        </w:numPr>
-      </w:pPr>
-      <w:hyperlink r:id="rId474">
+          <w:numId w:val="1008"/>
+        </w:numPr>
+      </w:pPr>
+      <w:hyperlink r:id="rId529">
         <w:r>
           <w:rPr>
             <w:rStyle w:val="Hyperlink"/>
@@ -8405,10 +9570,10 @@
         <w:pStyle w:val="Compact"/>
         <w:numPr>
           <w:ilvl w:val="0"/>
-          <w:numId w:val="1003"/>
-        </w:numPr>
-      </w:pPr>
-      <w:hyperlink r:id="rId475">
+          <w:numId w:val="1008"/>
+        </w:numPr>
+      </w:pPr>
+      <w:hyperlink r:id="rId530">
         <w:r>
           <w:rPr>
             <w:rStyle w:val="Hyperlink"/>
@@ -8422,10 +9587,10 @@
         <w:pStyle w:val="Compact"/>
         <w:numPr>
           <w:ilvl w:val="0"/>
-          <w:numId w:val="1003"/>
-        </w:numPr>
-      </w:pPr>
-      <w:hyperlink r:id="rId476">
+          <w:numId w:val="1008"/>
+        </w:numPr>
+      </w:pPr>
+      <w:hyperlink r:id="rId531">
         <w:r>
           <w:rPr>
             <w:rStyle w:val="Hyperlink"/>
@@ -8439,10 +9604,10 @@
         <w:pStyle w:val="Compact"/>
         <w:numPr>
           <w:ilvl w:val="0"/>
-          <w:numId w:val="1003"/>
-        </w:numPr>
-      </w:pPr>
-      <w:hyperlink r:id="rId477">
+          <w:numId w:val="1008"/>
+        </w:numPr>
+      </w:pPr>
+      <w:hyperlink r:id="rId532">
         <w:r>
           <w:rPr>
             <w:rStyle w:val="Hyperlink"/>
@@ -8456,10 +9621,10 @@
         <w:pStyle w:val="Compact"/>
         <w:numPr>
           <w:ilvl w:val="0"/>
-          <w:numId w:val="1003"/>
-        </w:numPr>
-      </w:pPr>
-      <w:hyperlink r:id="rId478">
+          <w:numId w:val="1008"/>
+        </w:numPr>
+      </w:pPr>
+      <w:hyperlink r:id="rId533">
         <w:r>
           <w:rPr>
             <w:rStyle w:val="Hyperlink"/>
@@ -8473,10 +9638,10 @@
         <w:pStyle w:val="Compact"/>
         <w:numPr>
           <w:ilvl w:val="0"/>
-          <w:numId w:val="1003"/>
-        </w:numPr>
-      </w:pPr>
-      <w:hyperlink r:id="rId479">
+          <w:numId w:val="1008"/>
+        </w:numPr>
+      </w:pPr>
+      <w:hyperlink r:id="rId534">
         <w:r>
           <w:rPr>
             <w:rStyle w:val="Hyperlink"/>
@@ -8490,10 +9655,10 @@
         <w:pStyle w:val="Compact"/>
         <w:numPr>
           <w:ilvl w:val="0"/>
-          <w:numId w:val="1003"/>
-        </w:numPr>
-      </w:pPr>
-      <w:hyperlink r:id="rId480">
+          <w:numId w:val="1008"/>
+        </w:numPr>
+      </w:pPr>
+      <w:hyperlink r:id="rId535">
         <w:r>
           <w:rPr>
             <w:rStyle w:val="Hyperlink"/>
@@ -8507,10 +9672,10 @@
         <w:pStyle w:val="Compact"/>
         <w:numPr>
           <w:ilvl w:val="0"/>
-          <w:numId w:val="1003"/>
-        </w:numPr>
-      </w:pPr>
-      <w:hyperlink r:id="rId481">
+          <w:numId w:val="1008"/>
+        </w:numPr>
+      </w:pPr>
+      <w:hyperlink r:id="rId536">
         <w:r>
           <w:rPr>
             <w:rStyle w:val="Hyperlink"/>
@@ -8524,10 +9689,10 @@
         <w:pStyle w:val="Compact"/>
         <w:numPr>
           <w:ilvl w:val="0"/>
-          <w:numId w:val="1003"/>
-        </w:numPr>
-      </w:pPr>
-      <w:hyperlink r:id="rId482">
+          <w:numId w:val="1008"/>
+        </w:numPr>
+      </w:pPr>
+      <w:hyperlink r:id="rId537">
         <w:r>
           <w:rPr>
             <w:rStyle w:val="Hyperlink"/>
@@ -8541,10 +9706,10 @@
         <w:pStyle w:val="Compact"/>
         <w:numPr>
           <w:ilvl w:val="0"/>
-          <w:numId w:val="1003"/>
-        </w:numPr>
-      </w:pPr>
-      <w:hyperlink r:id="rId483">
+          <w:numId w:val="1008"/>
+        </w:numPr>
+      </w:pPr>
+      <w:hyperlink r:id="rId538">
         <w:r>
           <w:rPr>
             <w:rStyle w:val="Hyperlink"/>
@@ -8558,10 +9723,10 @@
         <w:pStyle w:val="Compact"/>
         <w:numPr>
           <w:ilvl w:val="0"/>
-          <w:numId w:val="1003"/>
-        </w:numPr>
-      </w:pPr>
-      <w:hyperlink r:id="rId484">
+          <w:numId w:val="1008"/>
+        </w:numPr>
+      </w:pPr>
+      <w:hyperlink r:id="rId539">
         <w:r>
           <w:rPr>
             <w:rStyle w:val="Hyperlink"/>
@@ -8575,10 +9740,10 @@
         <w:pStyle w:val="Compact"/>
         <w:numPr>
           <w:ilvl w:val="0"/>
-          <w:numId w:val="1003"/>
-        </w:numPr>
-      </w:pPr>
-      <w:hyperlink r:id="rId485">
+          <w:numId w:val="1008"/>
+        </w:numPr>
+      </w:pPr>
+      <w:hyperlink r:id="rId540">
         <w:r>
           <w:rPr>
             <w:rStyle w:val="Hyperlink"/>
@@ -8592,10 +9757,10 @@
         <w:pStyle w:val="Compact"/>
         <w:numPr>
           <w:ilvl w:val="0"/>
-          <w:numId w:val="1003"/>
-        </w:numPr>
-      </w:pPr>
-      <w:hyperlink r:id="rId486">
+          <w:numId w:val="1008"/>
+        </w:numPr>
+      </w:pPr>
+      <w:hyperlink r:id="rId541">
         <w:r>
           <w:rPr>
             <w:rStyle w:val="Hyperlink"/>
@@ -8609,10 +9774,10 @@
         <w:pStyle w:val="Compact"/>
         <w:numPr>
           <w:ilvl w:val="0"/>
-          <w:numId w:val="1003"/>
-        </w:numPr>
-      </w:pPr>
-      <w:hyperlink r:id="rId487">
+          <w:numId w:val="1008"/>
+        </w:numPr>
+      </w:pPr>
+      <w:hyperlink r:id="rId542">
         <w:r>
           <w:rPr>
             <w:rStyle w:val="Hyperlink"/>
@@ -8626,10 +9791,10 @@
         <w:pStyle w:val="Compact"/>
         <w:numPr>
           <w:ilvl w:val="0"/>
-          <w:numId w:val="1003"/>
-        </w:numPr>
-      </w:pPr>
-      <w:hyperlink r:id="rId488">
+          <w:numId w:val="1008"/>
+        </w:numPr>
+      </w:pPr>
+      <w:hyperlink r:id="rId543">
         <w:r>
           <w:rPr>
             <w:rStyle w:val="Hyperlink"/>
@@ -8643,10 +9808,10 @@
         <w:pStyle w:val="Compact"/>
         <w:numPr>
           <w:ilvl w:val="0"/>
-          <w:numId w:val="1003"/>
-        </w:numPr>
-      </w:pPr>
-      <w:hyperlink r:id="rId489">
+          <w:numId w:val="1008"/>
+        </w:numPr>
+      </w:pPr>
+      <w:hyperlink r:id="rId544">
         <w:r>
           <w:rPr>
             <w:rStyle w:val="Hyperlink"/>
@@ -8660,10 +9825,10 @@
         <w:pStyle w:val="Compact"/>
         <w:numPr>
           <w:ilvl w:val="0"/>
-          <w:numId w:val="1003"/>
-        </w:numPr>
-      </w:pPr>
-      <w:hyperlink r:id="rId490">
+          <w:numId w:val="1008"/>
+        </w:numPr>
+      </w:pPr>
+      <w:hyperlink r:id="rId545">
         <w:r>
           <w:rPr>
             <w:rStyle w:val="Hyperlink"/>
@@ -8677,10 +9842,10 @@
         <w:pStyle w:val="Compact"/>
         <w:numPr>
           <w:ilvl w:val="0"/>
-          <w:numId w:val="1003"/>
-        </w:numPr>
-      </w:pPr>
-      <w:hyperlink r:id="rId491">
+          <w:numId w:val="1008"/>
+        </w:numPr>
+      </w:pPr>
+      <w:hyperlink r:id="rId546">
         <w:r>
           <w:rPr>
             <w:rStyle w:val="Hyperlink"/>
@@ -8694,10 +9859,10 @@
         <w:pStyle w:val="Compact"/>
         <w:numPr>
           <w:ilvl w:val="0"/>
-          <w:numId w:val="1003"/>
-        </w:numPr>
-      </w:pPr>
-      <w:hyperlink r:id="rId492">
+          <w:numId w:val="1008"/>
+        </w:numPr>
+      </w:pPr>
+      <w:hyperlink r:id="rId547">
         <w:r>
           <w:rPr>
             <w:rStyle w:val="Hyperlink"/>
@@ -8711,10 +9876,10 @@
         <w:pStyle w:val="Compact"/>
         <w:numPr>
           <w:ilvl w:val="0"/>
-          <w:numId w:val="1003"/>
-        </w:numPr>
-      </w:pPr>
-      <w:hyperlink r:id="rId493">
+          <w:numId w:val="1008"/>
+        </w:numPr>
+      </w:pPr>
+      <w:hyperlink r:id="rId548">
         <w:r>
           <w:rPr>
             <w:rStyle w:val="Hyperlink"/>
@@ -8728,10 +9893,10 @@
         <w:pStyle w:val="Compact"/>
         <w:numPr>
           <w:ilvl w:val="0"/>
-          <w:numId w:val="1003"/>
-        </w:numPr>
-      </w:pPr>
-      <w:hyperlink r:id="rId494">
+          <w:numId w:val="1008"/>
+        </w:numPr>
+      </w:pPr>
+      <w:hyperlink r:id="rId549">
         <w:r>
           <w:rPr>
             <w:rStyle w:val="Hyperlink"/>
@@ -8745,10 +9910,10 @@
         <w:pStyle w:val="Compact"/>
         <w:numPr>
           <w:ilvl w:val="0"/>
-          <w:numId w:val="1003"/>
-        </w:numPr>
-      </w:pPr>
-      <w:hyperlink r:id="rId495">
+          <w:numId w:val="1008"/>
+        </w:numPr>
+      </w:pPr>
+      <w:hyperlink r:id="rId550">
         <w:r>
           <w:rPr>
             <w:rStyle w:val="Hyperlink"/>
@@ -8762,10 +9927,10 @@
         <w:pStyle w:val="Compact"/>
         <w:numPr>
           <w:ilvl w:val="0"/>
-          <w:numId w:val="1003"/>
-        </w:numPr>
-      </w:pPr>
-      <w:hyperlink r:id="rId496">
+          <w:numId w:val="1008"/>
+        </w:numPr>
+      </w:pPr>
+      <w:hyperlink r:id="rId551">
         <w:r>
           <w:rPr>
             <w:rStyle w:val="Hyperlink"/>
@@ -8779,10 +9944,10 @@
         <w:pStyle w:val="Compact"/>
         <w:numPr>
           <w:ilvl w:val="0"/>
-          <w:numId w:val="1003"/>
-        </w:numPr>
-      </w:pPr>
-      <w:hyperlink r:id="rId497">
+          <w:numId w:val="1008"/>
+        </w:numPr>
+      </w:pPr>
+      <w:hyperlink r:id="rId552">
         <w:r>
           <w:rPr>
             <w:rStyle w:val="Hyperlink"/>
@@ -8796,10 +9961,10 @@
         <w:pStyle w:val="Compact"/>
         <w:numPr>
           <w:ilvl w:val="0"/>
-          <w:numId w:val="1003"/>
-        </w:numPr>
-      </w:pPr>
-      <w:hyperlink r:id="rId498">
+          <w:numId w:val="1008"/>
+        </w:numPr>
+      </w:pPr>
+      <w:hyperlink r:id="rId553">
         <w:r>
           <w:rPr>
             <w:rStyle w:val="Hyperlink"/>
@@ -8813,10 +9978,10 @@
         <w:pStyle w:val="Compact"/>
         <w:numPr>
           <w:ilvl w:val="0"/>
-          <w:numId w:val="1003"/>
-        </w:numPr>
-      </w:pPr>
-      <w:hyperlink r:id="rId499">
+          <w:numId w:val="1008"/>
+        </w:numPr>
+      </w:pPr>
+      <w:hyperlink r:id="rId554">
         <w:r>
           <w:rPr>
             <w:rStyle w:val="Hyperlink"/>
@@ -8830,10 +9995,10 @@
         <w:pStyle w:val="Compact"/>
         <w:numPr>
           <w:ilvl w:val="0"/>
-          <w:numId w:val="1003"/>
-        </w:numPr>
-      </w:pPr>
-      <w:hyperlink r:id="rId500">
+          <w:numId w:val="1008"/>
+        </w:numPr>
+      </w:pPr>
+      <w:hyperlink r:id="rId555">
         <w:r>
           <w:rPr>
             <w:rStyle w:val="Hyperlink"/>
@@ -8847,10 +10012,10 @@
         <w:pStyle w:val="Compact"/>
         <w:numPr>
           <w:ilvl w:val="0"/>
-          <w:numId w:val="1003"/>
-        </w:numPr>
-      </w:pPr>
-      <w:hyperlink r:id="rId501">
+          <w:numId w:val="1008"/>
+        </w:numPr>
+      </w:pPr>
+      <w:hyperlink r:id="rId556">
         <w:r>
           <w:rPr>
             <w:rStyle w:val="Hyperlink"/>
@@ -8864,10 +10029,10 @@
         <w:pStyle w:val="Compact"/>
         <w:numPr>
           <w:ilvl w:val="0"/>
-          <w:numId w:val="1003"/>
-        </w:numPr>
-      </w:pPr>
-      <w:hyperlink r:id="rId502">
+          <w:numId w:val="1008"/>
+        </w:numPr>
+      </w:pPr>
+      <w:hyperlink r:id="rId557">
         <w:r>
           <w:rPr>
             <w:rStyle w:val="Hyperlink"/>
@@ -8881,10 +10046,10 @@
         <w:pStyle w:val="Compact"/>
         <w:numPr>
           <w:ilvl w:val="0"/>
-          <w:numId w:val="1003"/>
-        </w:numPr>
-      </w:pPr>
-      <w:hyperlink r:id="rId503">
+          <w:numId w:val="1008"/>
+        </w:numPr>
+      </w:pPr>
+      <w:hyperlink r:id="rId558">
         <w:r>
           <w:rPr>
             <w:rStyle w:val="Hyperlink"/>
@@ -8898,10 +10063,10 @@
         <w:pStyle w:val="Compact"/>
         <w:numPr>
           <w:ilvl w:val="0"/>
-          <w:numId w:val="1003"/>
-        </w:numPr>
-      </w:pPr>
-      <w:hyperlink r:id="rId504">
+          <w:numId w:val="1008"/>
+        </w:numPr>
+      </w:pPr>
+      <w:hyperlink r:id="rId559">
         <w:r>
           <w:rPr>
             <w:rStyle w:val="Hyperlink"/>
@@ -8915,10 +10080,10 @@
         <w:pStyle w:val="Compact"/>
         <w:numPr>
           <w:ilvl w:val="0"/>
-          <w:numId w:val="1003"/>
-        </w:numPr>
-      </w:pPr>
-      <w:hyperlink r:id="rId505">
+          <w:numId w:val="1008"/>
+        </w:numPr>
+      </w:pPr>
+      <w:hyperlink r:id="rId560">
         <w:r>
           <w:rPr>
             <w:rStyle w:val="Hyperlink"/>
@@ -8932,10 +10097,10 @@
         <w:pStyle w:val="Compact"/>
         <w:numPr>
           <w:ilvl w:val="0"/>
-          <w:numId w:val="1003"/>
-        </w:numPr>
-      </w:pPr>
-      <w:hyperlink r:id="rId506">
+          <w:numId w:val="1008"/>
+        </w:numPr>
+      </w:pPr>
+      <w:hyperlink r:id="rId561">
         <w:r>
           <w:rPr>
             <w:rStyle w:val="Hyperlink"/>
@@ -8949,10 +10114,10 @@
         <w:pStyle w:val="Compact"/>
         <w:numPr>
           <w:ilvl w:val="0"/>
-          <w:numId w:val="1003"/>
-        </w:numPr>
-      </w:pPr>
-      <w:hyperlink r:id="rId507">
+          <w:numId w:val="1008"/>
+        </w:numPr>
+      </w:pPr>
+      <w:hyperlink r:id="rId562">
         <w:r>
           <w:rPr>
             <w:rStyle w:val="Hyperlink"/>
@@ -8966,10 +10131,10 @@
         <w:pStyle w:val="Compact"/>
         <w:numPr>
           <w:ilvl w:val="0"/>
-          <w:numId w:val="1003"/>
-        </w:numPr>
-      </w:pPr>
-      <w:hyperlink r:id="rId508">
+          <w:numId w:val="1008"/>
+        </w:numPr>
+      </w:pPr>
+      <w:hyperlink r:id="rId563">
         <w:r>
           <w:rPr>
             <w:rStyle w:val="Hyperlink"/>
@@ -8983,10 +10148,10 @@
         <w:pStyle w:val="Compact"/>
         <w:numPr>
           <w:ilvl w:val="0"/>
-          <w:numId w:val="1003"/>
-        </w:numPr>
-      </w:pPr>
-      <w:hyperlink r:id="rId509">
+          <w:numId w:val="1008"/>
+        </w:numPr>
+      </w:pPr>
+      <w:hyperlink r:id="rId564">
         <w:r>
           <w:rPr>
             <w:rStyle w:val="Hyperlink"/>
@@ -9000,10 +10165,10 @@
         <w:pStyle w:val="Compact"/>
         <w:numPr>
           <w:ilvl w:val="0"/>
-          <w:numId w:val="1003"/>
-        </w:numPr>
-      </w:pPr>
-      <w:hyperlink r:id="rId510">
+          <w:numId w:val="1008"/>
+        </w:numPr>
+      </w:pPr>
+      <w:hyperlink r:id="rId565">
         <w:r>
           <w:rPr>
             <w:rStyle w:val="Hyperlink"/>
@@ -9017,10 +10182,10 @@
         <w:pStyle w:val="Compact"/>
         <w:numPr>
           <w:ilvl w:val="0"/>
-          <w:numId w:val="1003"/>
-        </w:numPr>
-      </w:pPr>
-      <w:hyperlink r:id="rId511">
+          <w:numId w:val="1008"/>
+        </w:numPr>
+      </w:pPr>
+      <w:hyperlink r:id="rId566">
         <w:r>
           <w:rPr>
             <w:rStyle w:val="Hyperlink"/>
@@ -9034,10 +10199,10 @@
         <w:pStyle w:val="Compact"/>
         <w:numPr>
           <w:ilvl w:val="0"/>
-          <w:numId w:val="1003"/>
-        </w:numPr>
-      </w:pPr>
-      <w:hyperlink r:id="rId512">
+          <w:numId w:val="1008"/>
+        </w:numPr>
+      </w:pPr>
+      <w:hyperlink r:id="rId567">
         <w:r>
           <w:rPr>
             <w:rStyle w:val="Hyperlink"/>
@@ -9051,10 +10216,10 @@
         <w:pStyle w:val="Compact"/>
         <w:numPr>
           <w:ilvl w:val="0"/>
-          <w:numId w:val="1003"/>
-        </w:numPr>
-      </w:pPr>
-      <w:hyperlink r:id="rId513">
+          <w:numId w:val="1008"/>
+        </w:numPr>
+      </w:pPr>
+      <w:hyperlink r:id="rId568">
         <w:r>
           <w:rPr>
             <w:rStyle w:val="Hyperlink"/>
@@ -9068,10 +10233,10 @@
         <w:pStyle w:val="Compact"/>
         <w:numPr>
           <w:ilvl w:val="0"/>
-          <w:numId w:val="1003"/>
-        </w:numPr>
-      </w:pPr>
-      <w:hyperlink r:id="rId514">
+          <w:numId w:val="1008"/>
+        </w:numPr>
+      </w:pPr>
+      <w:hyperlink r:id="rId569">
         <w:r>
           <w:rPr>
             <w:rStyle w:val="Hyperlink"/>
@@ -9085,10 +10250,10 @@
         <w:pStyle w:val="Compact"/>
         <w:numPr>
           <w:ilvl w:val="0"/>
-          <w:numId w:val="1003"/>
-        </w:numPr>
-      </w:pPr>
-      <w:hyperlink r:id="rId515">
+          <w:numId w:val="1008"/>
+        </w:numPr>
+      </w:pPr>
+      <w:hyperlink r:id="rId570">
         <w:r>
           <w:rPr>
             <w:rStyle w:val="Hyperlink"/>
@@ -9102,10 +10267,10 @@
         <w:pStyle w:val="Compact"/>
         <w:numPr>
           <w:ilvl w:val="0"/>
-          <w:numId w:val="1003"/>
-        </w:numPr>
-      </w:pPr>
-      <w:hyperlink r:id="rId516">
+          <w:numId w:val="1008"/>
+        </w:numPr>
+      </w:pPr>
+      <w:hyperlink r:id="rId571">
         <w:r>
           <w:rPr>
             <w:rStyle w:val="Hyperlink"/>
@@ -9119,10 +10284,10 @@
         <w:pStyle w:val="Compact"/>
         <w:numPr>
           <w:ilvl w:val="0"/>
-          <w:numId w:val="1003"/>
-        </w:numPr>
-      </w:pPr>
-      <w:hyperlink r:id="rId517">
+          <w:numId w:val="1008"/>
+        </w:numPr>
+      </w:pPr>
+      <w:hyperlink r:id="rId572">
         <w:r>
           <w:rPr>
             <w:rStyle w:val="Hyperlink"/>
@@ -9136,10 +10301,10 @@
         <w:pStyle w:val="Compact"/>
         <w:numPr>
           <w:ilvl w:val="0"/>
-          <w:numId w:val="1003"/>
-        </w:numPr>
-      </w:pPr>
-      <w:hyperlink r:id="rId518">
+          <w:numId w:val="1008"/>
+        </w:numPr>
+      </w:pPr>
+      <w:hyperlink r:id="rId573">
         <w:r>
           <w:rPr>
             <w:rStyle w:val="Hyperlink"/>
@@ -9153,10 +10318,10 @@
         <w:pStyle w:val="Compact"/>
         <w:numPr>
           <w:ilvl w:val="0"/>
-          <w:numId w:val="1003"/>
-        </w:numPr>
-      </w:pPr>
-      <w:hyperlink r:id="rId519">
+          <w:numId w:val="1008"/>
+        </w:numPr>
+      </w:pPr>
+      <w:hyperlink r:id="rId574">
         <w:r>
           <w:rPr>
             <w:rStyle w:val="Hyperlink"/>
@@ -9170,10 +10335,10 @@
         <w:pStyle w:val="Compact"/>
         <w:numPr>
           <w:ilvl w:val="0"/>
-          <w:numId w:val="1003"/>
-        </w:numPr>
-      </w:pPr>
-      <w:hyperlink r:id="rId520">
+          <w:numId w:val="1008"/>
+        </w:numPr>
+      </w:pPr>
+      <w:hyperlink r:id="rId575">
         <w:r>
           <w:rPr>
             <w:rStyle w:val="Hyperlink"/>
@@ -9187,10 +10352,10 @@
         <w:pStyle w:val="Compact"/>
         <w:numPr>
           <w:ilvl w:val="0"/>
-          <w:numId w:val="1003"/>
-        </w:numPr>
-      </w:pPr>
-      <w:hyperlink r:id="rId521">
+          <w:numId w:val="1008"/>
+        </w:numPr>
+      </w:pPr>
+      <w:hyperlink r:id="rId576">
         <w:r>
           <w:rPr>
             <w:rStyle w:val="Hyperlink"/>
@@ -9204,10 +10369,10 @@
         <w:pStyle w:val="Compact"/>
         <w:numPr>
           <w:ilvl w:val="0"/>
-          <w:numId w:val="1003"/>
-        </w:numPr>
-      </w:pPr>
-      <w:hyperlink r:id="rId522">
+          <w:numId w:val="1008"/>
+        </w:numPr>
+      </w:pPr>
+      <w:hyperlink r:id="rId577">
         <w:r>
           <w:rPr>
             <w:rStyle w:val="Hyperlink"/>
@@ -9221,10 +10386,10 @@
         <w:pStyle w:val="Compact"/>
         <w:numPr>
           <w:ilvl w:val="0"/>
-          <w:numId w:val="1003"/>
-        </w:numPr>
-      </w:pPr>
-      <w:hyperlink r:id="rId523">
+          <w:numId w:val="1008"/>
+        </w:numPr>
+      </w:pPr>
+      <w:hyperlink r:id="rId578">
         <w:r>
           <w:rPr>
             <w:rStyle w:val="Hyperlink"/>
@@ -9238,10 +10403,10 @@
         <w:pStyle w:val="Compact"/>
         <w:numPr>
           <w:ilvl w:val="0"/>
-          <w:numId w:val="1003"/>
-        </w:numPr>
-      </w:pPr>
-      <w:hyperlink r:id="rId524">
+          <w:numId w:val="1008"/>
+        </w:numPr>
+      </w:pPr>
+      <w:hyperlink r:id="rId579">
         <w:r>
           <w:rPr>
             <w:rStyle w:val="Hyperlink"/>
@@ -9255,10 +10420,10 @@
         <w:pStyle w:val="Compact"/>
         <w:numPr>
           <w:ilvl w:val="0"/>
-          <w:numId w:val="1003"/>
-        </w:numPr>
-      </w:pPr>
-      <w:hyperlink r:id="rId525">
+          <w:numId w:val="1008"/>
+        </w:numPr>
+      </w:pPr>
+      <w:hyperlink r:id="rId580">
         <w:r>
           <w:rPr>
             <w:rStyle w:val="Hyperlink"/>
@@ -9272,10 +10437,10 @@
         <w:pStyle w:val="Compact"/>
         <w:numPr>
           <w:ilvl w:val="0"/>
-          <w:numId w:val="1003"/>
-        </w:numPr>
-      </w:pPr>
-      <w:hyperlink r:id="rId526">
+          <w:numId w:val="1008"/>
+        </w:numPr>
+      </w:pPr>
+      <w:hyperlink r:id="rId581">
         <w:r>
           <w:rPr>
             <w:rStyle w:val="Hyperlink"/>
@@ -9289,10 +10454,10 @@
         <w:pStyle w:val="Compact"/>
         <w:numPr>
           <w:ilvl w:val="0"/>
-          <w:numId w:val="1003"/>
-        </w:numPr>
-      </w:pPr>
-      <w:hyperlink r:id="rId527">
+          <w:numId w:val="1008"/>
+        </w:numPr>
+      </w:pPr>
+      <w:hyperlink r:id="rId582">
         <w:r>
           <w:rPr>
             <w:rStyle w:val="Hyperlink"/>
@@ -9306,10 +10471,10 @@
         <w:pStyle w:val="Compact"/>
         <w:numPr>
           <w:ilvl w:val="0"/>
-          <w:numId w:val="1003"/>
-        </w:numPr>
-      </w:pPr>
-      <w:hyperlink r:id="rId528">
+          <w:numId w:val="1008"/>
+        </w:numPr>
+      </w:pPr>
+      <w:hyperlink r:id="rId583">
         <w:r>
           <w:rPr>
             <w:rStyle w:val="Hyperlink"/>
@@ -9323,10 +10488,10 @@
         <w:pStyle w:val="Compact"/>
         <w:numPr>
           <w:ilvl w:val="0"/>
-          <w:numId w:val="1003"/>
-        </w:numPr>
-      </w:pPr>
-      <w:hyperlink r:id="rId529">
+          <w:numId w:val="1008"/>
+        </w:numPr>
+      </w:pPr>
+      <w:hyperlink r:id="rId584">
         <w:r>
           <w:rPr>
             <w:rStyle w:val="Hyperlink"/>
@@ -9340,10 +10505,10 @@
         <w:pStyle w:val="Compact"/>
         <w:numPr>
           <w:ilvl w:val="0"/>
-          <w:numId w:val="1003"/>
-        </w:numPr>
-      </w:pPr>
-      <w:hyperlink r:id="rId530">
+          <w:numId w:val="1008"/>
+        </w:numPr>
+      </w:pPr>
+      <w:hyperlink r:id="rId585">
         <w:r>
           <w:rPr>
             <w:rStyle w:val="Hyperlink"/>
@@ -9357,10 +10522,10 @@
         <w:pStyle w:val="Compact"/>
         <w:numPr>
           <w:ilvl w:val="0"/>
-          <w:numId w:val="1003"/>
-        </w:numPr>
-      </w:pPr>
-      <w:hyperlink r:id="rId531">
+          <w:numId w:val="1008"/>
+        </w:numPr>
+      </w:pPr>
+      <w:hyperlink r:id="rId586">
         <w:r>
           <w:rPr>
             <w:rStyle w:val="Hyperlink"/>
@@ -9374,10 +10539,10 @@
         <w:pStyle w:val="Compact"/>
         <w:numPr>
           <w:ilvl w:val="0"/>
-          <w:numId w:val="1003"/>
-        </w:numPr>
-      </w:pPr>
-      <w:hyperlink r:id="rId532">
+          <w:numId w:val="1008"/>
+        </w:numPr>
+      </w:pPr>
+      <w:hyperlink r:id="rId587">
         <w:r>
           <w:rPr>
             <w:rStyle w:val="Hyperlink"/>
@@ -9391,10 +10556,10 @@
         <w:pStyle w:val="Compact"/>
         <w:numPr>
           <w:ilvl w:val="0"/>
-          <w:numId w:val="1003"/>
-        </w:numPr>
-      </w:pPr>
-      <w:hyperlink r:id="rId533">
+          <w:numId w:val="1008"/>
+        </w:numPr>
+      </w:pPr>
+      <w:hyperlink r:id="rId588">
         <w:r>
           <w:rPr>
             <w:rStyle w:val="Hyperlink"/>
@@ -9408,10 +10573,10 @@
         <w:pStyle w:val="Compact"/>
         <w:numPr>
           <w:ilvl w:val="0"/>
-          <w:numId w:val="1003"/>
-        </w:numPr>
-      </w:pPr>
-      <w:hyperlink r:id="rId534">
+          <w:numId w:val="1008"/>
+        </w:numPr>
+      </w:pPr>
+      <w:hyperlink r:id="rId589">
         <w:r>
           <w:rPr>
             <w:rStyle w:val="Hyperlink"/>
@@ -9425,10 +10590,10 @@
         <w:pStyle w:val="Compact"/>
         <w:numPr>
           <w:ilvl w:val="0"/>
-          <w:numId w:val="1003"/>
-        </w:numPr>
-      </w:pPr>
-      <w:hyperlink r:id="rId535">
+          <w:numId w:val="1008"/>
+        </w:numPr>
+      </w:pPr>
+      <w:hyperlink r:id="rId590">
         <w:r>
           <w:rPr>
             <w:rStyle w:val="Hyperlink"/>
@@ -9442,10 +10607,10 @@
         <w:pStyle w:val="Compact"/>
         <w:numPr>
           <w:ilvl w:val="0"/>
-          <w:numId w:val="1003"/>
-        </w:numPr>
-      </w:pPr>
-      <w:hyperlink r:id="rId536">
+          <w:numId w:val="1008"/>
+        </w:numPr>
+      </w:pPr>
+      <w:hyperlink r:id="rId591">
         <w:r>
           <w:rPr>
             <w:rStyle w:val="Hyperlink"/>
@@ -9459,10 +10624,10 @@
         <w:pStyle w:val="Compact"/>
         <w:numPr>
           <w:ilvl w:val="0"/>
-          <w:numId w:val="1003"/>
-        </w:numPr>
-      </w:pPr>
-      <w:hyperlink r:id="rId537">
+          <w:numId w:val="1008"/>
+        </w:numPr>
+      </w:pPr>
+      <w:hyperlink r:id="rId592">
         <w:r>
           <w:rPr>
             <w:rStyle w:val="Hyperlink"/>
@@ -9476,10 +10641,10 @@
         <w:pStyle w:val="Compact"/>
         <w:numPr>
           <w:ilvl w:val="0"/>
-          <w:numId w:val="1003"/>
-        </w:numPr>
-      </w:pPr>
-      <w:hyperlink r:id="rId538">
+          <w:numId w:val="1008"/>
+        </w:numPr>
+      </w:pPr>
+      <w:hyperlink r:id="rId593">
         <w:r>
           <w:rPr>
             <w:rStyle w:val="Hyperlink"/>
@@ -9493,10 +10658,10 @@
         <w:pStyle w:val="Compact"/>
         <w:numPr>
           <w:ilvl w:val="0"/>
-          <w:numId w:val="1003"/>
-        </w:numPr>
-      </w:pPr>
-      <w:hyperlink r:id="rId539">
+          <w:numId w:val="1008"/>
+        </w:numPr>
+      </w:pPr>
+      <w:hyperlink r:id="rId594">
         <w:r>
           <w:rPr>
             <w:rStyle w:val="Hyperlink"/>
@@ -9510,10 +10675,10 @@
         <w:pStyle w:val="Compact"/>
         <w:numPr>
           <w:ilvl w:val="0"/>
-          <w:numId w:val="1003"/>
-        </w:numPr>
-      </w:pPr>
-      <w:hyperlink r:id="rId540">
+          <w:numId w:val="1008"/>
+        </w:numPr>
+      </w:pPr>
+      <w:hyperlink r:id="rId595">
         <w:r>
           <w:rPr>
             <w:rStyle w:val="Hyperlink"/>
@@ -9527,10 +10692,10 @@
         <w:pStyle w:val="Compact"/>
         <w:numPr>
           <w:ilvl w:val="0"/>
-          <w:numId w:val="1003"/>
-        </w:numPr>
-      </w:pPr>
-      <w:hyperlink r:id="rId541">
+          <w:numId w:val="1008"/>
+        </w:numPr>
+      </w:pPr>
+      <w:hyperlink r:id="rId596">
         <w:r>
           <w:rPr>
             <w:rStyle w:val="Hyperlink"/>
@@ -9544,10 +10709,10 @@
         <w:pStyle w:val="Compact"/>
         <w:numPr>
           <w:ilvl w:val="0"/>
-          <w:numId w:val="1003"/>
-        </w:numPr>
-      </w:pPr>
-      <w:hyperlink r:id="rId542">
+          <w:numId w:val="1008"/>
+        </w:numPr>
+      </w:pPr>
+      <w:hyperlink r:id="rId597">
         <w:r>
           <w:rPr>
             <w:rStyle w:val="Hyperlink"/>
@@ -9561,10 +10726,10 @@
         <w:pStyle w:val="Compact"/>
         <w:numPr>
           <w:ilvl w:val="0"/>
-          <w:numId w:val="1003"/>
-        </w:numPr>
-      </w:pPr>
-      <w:hyperlink r:id="rId543">
+          <w:numId w:val="1008"/>
+        </w:numPr>
+      </w:pPr>
+      <w:hyperlink r:id="rId598">
         <w:r>
           <w:rPr>
             <w:rStyle w:val="Hyperlink"/>
@@ -9578,10 +10743,10 @@
         <w:pStyle w:val="Compact"/>
         <w:numPr>
           <w:ilvl w:val="0"/>
-          <w:numId w:val="1003"/>
-        </w:numPr>
-      </w:pPr>
-      <w:hyperlink r:id="rId544">
+          <w:numId w:val="1008"/>
+        </w:numPr>
+      </w:pPr>
+      <w:hyperlink r:id="rId599">
         <w:r>
           <w:rPr>
             <w:rStyle w:val="Hyperlink"/>
@@ -9595,10 +10760,10 @@
         <w:pStyle w:val="Compact"/>
         <w:numPr>
           <w:ilvl w:val="0"/>
-          <w:numId w:val="1003"/>
-        </w:numPr>
-      </w:pPr>
-      <w:hyperlink r:id="rId545">
+          <w:numId w:val="1008"/>
+        </w:numPr>
+      </w:pPr>
+      <w:hyperlink r:id="rId600">
         <w:r>
           <w:rPr>
             <w:rStyle w:val="Hyperlink"/>
@@ -9612,10 +10777,10 @@
         <w:pStyle w:val="Compact"/>
         <w:numPr>
           <w:ilvl w:val="0"/>
-          <w:numId w:val="1003"/>
-        </w:numPr>
-      </w:pPr>
-      <w:hyperlink r:id="rId546">
+          <w:numId w:val="1008"/>
+        </w:numPr>
+      </w:pPr>
+      <w:hyperlink r:id="rId601">
         <w:r>
           <w:rPr>
             <w:rStyle w:val="Hyperlink"/>
@@ -9629,10 +10794,10 @@
         <w:pStyle w:val="Compact"/>
         <w:numPr>
           <w:ilvl w:val="0"/>
-          <w:numId w:val="1003"/>
-        </w:numPr>
-      </w:pPr>
-      <w:hyperlink r:id="rId547">
+          <w:numId w:val="1008"/>
+        </w:numPr>
+      </w:pPr>
+      <w:hyperlink r:id="rId602">
         <w:r>
           <w:rPr>
             <w:rStyle w:val="Hyperlink"/>
@@ -9646,10 +10811,10 @@
         <w:pStyle w:val="Compact"/>
         <w:numPr>
           <w:ilvl w:val="0"/>
-          <w:numId w:val="1003"/>
-        </w:numPr>
-      </w:pPr>
-      <w:hyperlink r:id="rId548">
+          <w:numId w:val="1008"/>
+        </w:numPr>
+      </w:pPr>
+      <w:hyperlink r:id="rId603">
         <w:r>
           <w:rPr>
             <w:rStyle w:val="Hyperlink"/>
@@ -9663,10 +10828,10 @@
         <w:pStyle w:val="Compact"/>
         <w:numPr>
           <w:ilvl w:val="0"/>
-          <w:numId w:val="1003"/>
-        </w:numPr>
-      </w:pPr>
-      <w:hyperlink r:id="rId549">
+          <w:numId w:val="1008"/>
+        </w:numPr>
+      </w:pPr>
+      <w:hyperlink r:id="rId604">
         <w:r>
           <w:rPr>
             <w:rStyle w:val="Hyperlink"/>
@@ -9680,10 +10845,10 @@
         <w:pStyle w:val="Compact"/>
         <w:numPr>
           <w:ilvl w:val="0"/>
-          <w:numId w:val="1003"/>
-        </w:numPr>
-      </w:pPr>
-      <w:hyperlink r:id="rId550">
+          <w:numId w:val="1008"/>
+        </w:numPr>
+      </w:pPr>
+      <w:hyperlink r:id="rId605">
         <w:r>
           <w:rPr>
             <w:rStyle w:val="Hyperlink"/>
@@ -9697,10 +10862,10 @@
         <w:pStyle w:val="Compact"/>
         <w:numPr>
           <w:ilvl w:val="0"/>
-          <w:numId w:val="1003"/>
-        </w:numPr>
-      </w:pPr>
-      <w:hyperlink r:id="rId551">
+          <w:numId w:val="1008"/>
+        </w:numPr>
+      </w:pPr>
+      <w:hyperlink r:id="rId606">
         <w:r>
           <w:rPr>
             <w:rStyle w:val="Hyperlink"/>
@@ -9714,10 +10879,10 @@
         <w:pStyle w:val="Compact"/>
         <w:numPr>
           <w:ilvl w:val="0"/>
-          <w:numId w:val="1003"/>
-        </w:numPr>
-      </w:pPr>
-      <w:hyperlink r:id="rId552">
+          <w:numId w:val="1008"/>
+        </w:numPr>
+      </w:pPr>
+      <w:hyperlink r:id="rId607">
         <w:r>
           <w:rPr>
             <w:rStyle w:val="Hyperlink"/>
@@ -9731,10 +10896,10 @@
         <w:pStyle w:val="Compact"/>
         <w:numPr>
           <w:ilvl w:val="0"/>
-          <w:numId w:val="1003"/>
-        </w:numPr>
-      </w:pPr>
-      <w:hyperlink r:id="rId553">
+          <w:numId w:val="1008"/>
+        </w:numPr>
+      </w:pPr>
+      <w:hyperlink r:id="rId608">
         <w:r>
           <w:rPr>
             <w:rStyle w:val="Hyperlink"/>
@@ -9748,10 +10913,10 @@
         <w:pStyle w:val="Compact"/>
         <w:numPr>
           <w:ilvl w:val="0"/>
-          <w:numId w:val="1003"/>
-        </w:numPr>
-      </w:pPr>
-      <w:hyperlink r:id="rId554">
+          <w:numId w:val="1008"/>
+        </w:numPr>
+      </w:pPr>
+      <w:hyperlink r:id="rId609">
         <w:r>
           <w:rPr>
             <w:rStyle w:val="Hyperlink"/>
@@ -9765,10 +10930,10 @@
         <w:pStyle w:val="Compact"/>
         <w:numPr>
           <w:ilvl w:val="0"/>
-          <w:numId w:val="1003"/>
-        </w:numPr>
-      </w:pPr>
-      <w:hyperlink r:id="rId555">
+          <w:numId w:val="1008"/>
+        </w:numPr>
+      </w:pPr>
+      <w:hyperlink r:id="rId610">
         <w:r>
           <w:rPr>
             <w:rStyle w:val="Hyperlink"/>
@@ -9782,10 +10947,10 @@
         <w:pStyle w:val="Compact"/>
         <w:numPr>
           <w:ilvl w:val="0"/>
-          <w:numId w:val="1003"/>
-        </w:numPr>
-      </w:pPr>
-      <w:hyperlink r:id="rId556">
+          <w:numId w:val="1008"/>
+        </w:numPr>
+      </w:pPr>
+      <w:hyperlink r:id="rId611">
         <w:r>
           <w:rPr>
             <w:rStyle w:val="Hyperlink"/>
@@ -9799,10 +10964,10 @@
         <w:pStyle w:val="Compact"/>
         <w:numPr>
           <w:ilvl w:val="0"/>
-          <w:numId w:val="1003"/>
-        </w:numPr>
-      </w:pPr>
-      <w:hyperlink r:id="rId557">
+          <w:numId w:val="1008"/>
+        </w:numPr>
+      </w:pPr>
+      <w:hyperlink r:id="rId612">
         <w:r>
           <w:rPr>
             <w:rStyle w:val="Hyperlink"/>
@@ -9816,10 +10981,10 @@
         <w:pStyle w:val="Compact"/>
         <w:numPr>
           <w:ilvl w:val="0"/>
-          <w:numId w:val="1003"/>
-        </w:numPr>
-      </w:pPr>
-      <w:hyperlink r:id="rId558">
+          <w:numId w:val="1008"/>
+        </w:numPr>
+      </w:pPr>
+      <w:hyperlink r:id="rId613">
         <w:r>
           <w:rPr>
             <w:rStyle w:val="Hyperlink"/>
@@ -9833,10 +10998,10 @@
         <w:pStyle w:val="Compact"/>
         <w:numPr>
           <w:ilvl w:val="0"/>
-          <w:numId w:val="1003"/>
-        </w:numPr>
-      </w:pPr>
-      <w:hyperlink r:id="rId559">
+          <w:numId w:val="1008"/>
+        </w:numPr>
+      </w:pPr>
+      <w:hyperlink r:id="rId614">
         <w:r>
           <w:rPr>
             <w:rStyle w:val="Hyperlink"/>
@@ -9850,10 +11015,10 @@
         <w:pStyle w:val="Compact"/>
         <w:numPr>
           <w:ilvl w:val="0"/>
-          <w:numId w:val="1003"/>
-        </w:numPr>
-      </w:pPr>
-      <w:hyperlink r:id="rId560">
+          <w:numId w:val="1008"/>
+        </w:numPr>
+      </w:pPr>
+      <w:hyperlink r:id="rId615">
         <w:r>
           <w:rPr>
             <w:rStyle w:val="Hyperlink"/>
@@ -9867,10 +11032,10 @@
         <w:pStyle w:val="Compact"/>
         <w:numPr>
           <w:ilvl w:val="0"/>
-          <w:numId w:val="1003"/>
-        </w:numPr>
-      </w:pPr>
-      <w:hyperlink r:id="rId561">
+          <w:numId w:val="1008"/>
+        </w:numPr>
+      </w:pPr>
+      <w:hyperlink r:id="rId616">
         <w:r>
           <w:rPr>
             <w:rStyle w:val="Hyperlink"/>
@@ -9884,10 +11049,10 @@
         <w:pStyle w:val="Compact"/>
         <w:numPr>
           <w:ilvl w:val="0"/>
-          <w:numId w:val="1003"/>
-        </w:numPr>
-      </w:pPr>
-      <w:hyperlink r:id="rId562">
+          <w:numId w:val="1008"/>
+        </w:numPr>
+      </w:pPr>
+      <w:hyperlink r:id="rId617">
         <w:r>
           <w:rPr>
             <w:rStyle w:val="Hyperlink"/>
@@ -9901,10 +11066,10 @@
         <w:pStyle w:val="Compact"/>
         <w:numPr>
           <w:ilvl w:val="0"/>
-          <w:numId w:val="1003"/>
-        </w:numPr>
-      </w:pPr>
-      <w:hyperlink r:id="rId563">
+          <w:numId w:val="1008"/>
+        </w:numPr>
+      </w:pPr>
+      <w:hyperlink r:id="rId618">
         <w:r>
           <w:rPr>
             <w:rStyle w:val="Hyperlink"/>
@@ -9918,10 +11083,10 @@
         <w:pStyle w:val="Compact"/>
         <w:numPr>
           <w:ilvl w:val="0"/>
-          <w:numId w:val="1003"/>
-        </w:numPr>
-      </w:pPr>
-      <w:hyperlink r:id="rId564">
+          <w:numId w:val="1008"/>
+        </w:numPr>
+      </w:pPr>
+      <w:hyperlink r:id="rId619">
         <w:r>
           <w:rPr>
             <w:rStyle w:val="Hyperlink"/>
@@ -9935,10 +11100,10 @@
         <w:pStyle w:val="Compact"/>
         <w:numPr>
           <w:ilvl w:val="0"/>
-          <w:numId w:val="1003"/>
-        </w:numPr>
-      </w:pPr>
-      <w:hyperlink r:id="rId565">
+          <w:numId w:val="1008"/>
+        </w:numPr>
+      </w:pPr>
+      <w:hyperlink r:id="rId620">
         <w:r>
           <w:rPr>
             <w:rStyle w:val="Hyperlink"/>
@@ -9952,10 +11117,10 @@
         <w:pStyle w:val="Compact"/>
         <w:numPr>
           <w:ilvl w:val="0"/>
-          <w:numId w:val="1003"/>
-        </w:numPr>
-      </w:pPr>
-      <w:hyperlink r:id="rId566">
+          <w:numId w:val="1008"/>
+        </w:numPr>
+      </w:pPr>
+      <w:hyperlink r:id="rId621">
         <w:r>
           <w:rPr>
             <w:rStyle w:val="Hyperlink"/>
@@ -9969,10 +11134,10 @@
         <w:pStyle w:val="Compact"/>
         <w:numPr>
           <w:ilvl w:val="0"/>
-          <w:numId w:val="1003"/>
-        </w:numPr>
-      </w:pPr>
-      <w:hyperlink r:id="rId567">
+          <w:numId w:val="1008"/>
+        </w:numPr>
+      </w:pPr>
+      <w:hyperlink r:id="rId622">
         <w:r>
           <w:rPr>
             <w:rStyle w:val="Hyperlink"/>
@@ -9986,10 +11151,10 @@
         <w:pStyle w:val="Compact"/>
         <w:numPr>
           <w:ilvl w:val="0"/>
-          <w:numId w:val="1003"/>
-        </w:numPr>
-      </w:pPr>
-      <w:hyperlink r:id="rId568">
+          <w:numId w:val="1008"/>
+        </w:numPr>
+      </w:pPr>
+      <w:hyperlink r:id="rId623">
         <w:r>
           <w:rPr>
             <w:rStyle w:val="Hyperlink"/>
@@ -10003,10 +11168,10 @@
         <w:pStyle w:val="Compact"/>
         <w:numPr>
           <w:ilvl w:val="0"/>
-          <w:numId w:val="1003"/>
-        </w:numPr>
-      </w:pPr>
-      <w:hyperlink r:id="rId569">
+          <w:numId w:val="1008"/>
+        </w:numPr>
+      </w:pPr>
+      <w:hyperlink r:id="rId624">
         <w:r>
           <w:rPr>
             <w:rStyle w:val="Hyperlink"/>
@@ -10020,10 +11185,10 @@
         <w:pStyle w:val="Compact"/>
         <w:numPr>
           <w:ilvl w:val="0"/>
-          <w:numId w:val="1003"/>
-        </w:numPr>
-      </w:pPr>
-      <w:hyperlink r:id="rId570">
+          <w:numId w:val="1008"/>
+        </w:numPr>
+      </w:pPr>
+      <w:hyperlink r:id="rId625">
         <w:r>
           <w:rPr>
             <w:rStyle w:val="Hyperlink"/>
@@ -10037,10 +11202,10 @@
         <w:pStyle w:val="Compact"/>
         <w:numPr>
           <w:ilvl w:val="0"/>
-          <w:numId w:val="1003"/>
-        </w:numPr>
-      </w:pPr>
-      <w:hyperlink r:id="rId571">
+          <w:numId w:val="1008"/>
+        </w:numPr>
+      </w:pPr>
+      <w:hyperlink r:id="rId626">
         <w:r>
           <w:rPr>
             <w:rStyle w:val="Hyperlink"/>
@@ -10054,10 +11219,10 @@
         <w:pStyle w:val="Compact"/>
         <w:numPr>
           <w:ilvl w:val="0"/>
-          <w:numId w:val="1003"/>
-        </w:numPr>
-      </w:pPr>
-      <w:hyperlink r:id="rId572">
+          <w:numId w:val="1008"/>
+        </w:numPr>
+      </w:pPr>
+      <w:hyperlink r:id="rId627">
         <w:r>
           <w:rPr>
             <w:rStyle w:val="Hyperlink"/>
@@ -10071,10 +11236,10 @@
         <w:pStyle w:val="Compact"/>
         <w:numPr>
           <w:ilvl w:val="0"/>
-          <w:numId w:val="1003"/>
-        </w:numPr>
-      </w:pPr>
-      <w:hyperlink r:id="rId573">
+          <w:numId w:val="1008"/>
+        </w:numPr>
+      </w:pPr>
+      <w:hyperlink r:id="rId628">
         <w:r>
           <w:rPr>
             <w:rStyle w:val="Hyperlink"/>
@@ -10088,10 +11253,10 @@
         <w:pStyle w:val="Compact"/>
         <w:numPr>
           <w:ilvl w:val="0"/>
-          <w:numId w:val="1003"/>
-        </w:numPr>
-      </w:pPr>
-      <w:hyperlink r:id="rId574">
+          <w:numId w:val="1008"/>
+        </w:numPr>
+      </w:pPr>
+      <w:hyperlink r:id="rId629">
         <w:r>
           <w:rPr>
             <w:rStyle w:val="Hyperlink"/>
@@ -10105,10 +11270,10 @@
         <w:pStyle w:val="Compact"/>
         <w:numPr>
           <w:ilvl w:val="0"/>
-          <w:numId w:val="1003"/>
-        </w:numPr>
-      </w:pPr>
-      <w:hyperlink r:id="rId575">
+          <w:numId w:val="1008"/>
+        </w:numPr>
+      </w:pPr>
+      <w:hyperlink r:id="rId630">
         <w:r>
           <w:rPr>
             <w:rStyle w:val="Hyperlink"/>
@@ -10122,10 +11287,10 @@
         <w:pStyle w:val="Compact"/>
         <w:numPr>
           <w:ilvl w:val="0"/>
-          <w:numId w:val="1003"/>
-        </w:numPr>
-      </w:pPr>
-      <w:hyperlink r:id="rId576">
+          <w:numId w:val="1008"/>
+        </w:numPr>
+      </w:pPr>
+      <w:hyperlink r:id="rId631">
         <w:r>
           <w:rPr>
             <w:rStyle w:val="Hyperlink"/>
@@ -10139,10 +11304,10 @@
         <w:pStyle w:val="Compact"/>
         <w:numPr>
           <w:ilvl w:val="0"/>
-          <w:numId w:val="1003"/>
-        </w:numPr>
-      </w:pPr>
-      <w:hyperlink r:id="rId577">
+          <w:numId w:val="1008"/>
+        </w:numPr>
+      </w:pPr>
+      <w:hyperlink r:id="rId632">
         <w:r>
           <w:rPr>
             <w:rStyle w:val="Hyperlink"/>
@@ -10156,10 +11321,10 @@
         <w:pStyle w:val="Compact"/>
         <w:numPr>
           <w:ilvl w:val="0"/>
-          <w:numId w:val="1003"/>
-        </w:numPr>
-      </w:pPr>
-      <w:hyperlink r:id="rId578">
+          <w:numId w:val="1008"/>
+        </w:numPr>
+      </w:pPr>
+      <w:hyperlink r:id="rId633">
         <w:r>
           <w:rPr>
             <w:rStyle w:val="Hyperlink"/>
@@ -10173,10 +11338,10 @@
         <w:pStyle w:val="Compact"/>
         <w:numPr>
           <w:ilvl w:val="0"/>
-          <w:numId w:val="1003"/>
-        </w:numPr>
-      </w:pPr>
-      <w:hyperlink r:id="rId579">
+          <w:numId w:val="1008"/>
+        </w:numPr>
+      </w:pPr>
+      <w:hyperlink r:id="rId634">
         <w:r>
           <w:rPr>
             <w:rStyle w:val="Hyperlink"/>
@@ -10190,10 +11355,10 @@
         <w:pStyle w:val="Compact"/>
         <w:numPr>
           <w:ilvl w:val="0"/>
-          <w:numId w:val="1003"/>
-        </w:numPr>
-      </w:pPr>
-      <w:hyperlink r:id="rId580">
+          <w:numId w:val="1008"/>
+        </w:numPr>
+      </w:pPr>
+      <w:hyperlink r:id="rId635">
         <w:r>
           <w:rPr>
             <w:rStyle w:val="Hyperlink"/>
@@ -10207,10 +11372,10 @@
         <w:pStyle w:val="Compact"/>
         <w:numPr>
           <w:ilvl w:val="0"/>
-          <w:numId w:val="1003"/>
-        </w:numPr>
-      </w:pPr>
-      <w:hyperlink r:id="rId581">
+          <w:numId w:val="1008"/>
+        </w:numPr>
+      </w:pPr>
+      <w:hyperlink r:id="rId636">
         <w:r>
           <w:rPr>
             <w:rStyle w:val="Hyperlink"/>
@@ -10224,7 +11389,7 @@
         <w:pStyle w:val="Compact"/>
         <w:numPr>
           <w:ilvl w:val="0"/>
-          <w:numId w:val="1003"/>
+          <w:numId w:val="1008"/>
         </w:numPr>
       </w:pPr>
       <w:r>
@@ -10233,7 +11398,7 @@
       <w:r>
         <w:t xml:space="preserve"> </w:t>
       </w:r>
-      <w:hyperlink r:id="rId582">
+      <w:hyperlink r:id="rId637">
         <w:r>
           <w:rPr>
             <w:rStyle w:val="Hyperlink"/>
@@ -10250,7 +11415,7 @@
       <w:r>
         <w:t xml:space="preserve"> </w:t>
       </w:r>
-      <w:hyperlink r:id="rId583">
+      <w:hyperlink r:id="rId638">
         <w:r>
           <w:rPr>
             <w:rStyle w:val="Hyperlink"/>
@@ -10264,7 +11429,7 @@
         <w:pStyle w:val="Compact"/>
         <w:numPr>
           <w:ilvl w:val="0"/>
-          <w:numId w:val="1003"/>
+          <w:numId w:val="1008"/>
         </w:numPr>
       </w:pPr>
       <w:r>
@@ -10273,7 +11438,7 @@
       <w:r>
         <w:t xml:space="preserve"> </w:t>
       </w:r>
-      <w:hyperlink r:id="rId584">
+      <w:hyperlink r:id="rId639">
         <w:r>
           <w:rPr>
             <w:rStyle w:val="Hyperlink"/>
@@ -10290,7 +11455,7 @@
       <w:r>
         <w:t xml:space="preserve"> </w:t>
       </w:r>
-      <w:hyperlink r:id="rId585">
+      <w:hyperlink r:id="rId640">
         <w:r>
           <w:rPr>
             <w:rStyle w:val="Hyperlink"/>
@@ -10304,7 +11469,7 @@
         <w:pStyle w:val="Compact"/>
         <w:numPr>
           <w:ilvl w:val="0"/>
-          <w:numId w:val="1003"/>
+          <w:numId w:val="1008"/>
         </w:numPr>
       </w:pPr>
       <w:r>
@@ -10313,7 +11478,7 @@
       <w:r>
         <w:t xml:space="preserve"> </w:t>
       </w:r>
-      <w:hyperlink r:id="rId586">
+      <w:hyperlink r:id="rId641">
         <w:r>
           <w:rPr>
             <w:rStyle w:val="Hyperlink"/>
@@ -10330,7 +11495,7 @@
       <w:r>
         <w:t xml:space="preserve"> </w:t>
       </w:r>
-      <w:hyperlink r:id="rId587">
+      <w:hyperlink r:id="rId642">
         <w:r>
           <w:rPr>
             <w:rStyle w:val="Hyperlink"/>
@@ -10344,7 +11509,7 @@
         <w:pStyle w:val="Compact"/>
         <w:numPr>
           <w:ilvl w:val="0"/>
-          <w:numId w:val="1003"/>
+          <w:numId w:val="1008"/>
         </w:numPr>
       </w:pPr>
       <w:r>
@@ -10353,7 +11518,7 @@
       <w:r>
         <w:t xml:space="preserve"> </w:t>
       </w:r>
-      <w:hyperlink r:id="rId588">
+      <w:hyperlink r:id="rId643">
         <w:r>
           <w:rPr>
             <w:rStyle w:val="Hyperlink"/>
@@ -10370,7 +11535,7 @@
       <w:r>
         <w:t xml:space="preserve"> </w:t>
       </w:r>
-      <w:hyperlink r:id="rId589">
+      <w:hyperlink r:id="rId644">
         <w:r>
           <w:rPr>
             <w:rStyle w:val="Hyperlink"/>
@@ -10384,7 +11549,7 @@
         <w:pStyle w:val="Compact"/>
         <w:numPr>
           <w:ilvl w:val="0"/>
-          <w:numId w:val="1003"/>
+          <w:numId w:val="1008"/>
         </w:numPr>
       </w:pPr>
       <w:r>
@@ -10393,7 +11558,7 @@
       <w:r>
         <w:t xml:space="preserve"> </w:t>
       </w:r>
-      <w:hyperlink r:id="rId590">
+      <w:hyperlink r:id="rId645">
         <w:r>
           <w:rPr>
             <w:rStyle w:val="Hyperlink"/>
@@ -10410,7 +11575,7 @@
       <w:r>
         <w:t xml:space="preserve"> </w:t>
       </w:r>
-      <w:hyperlink r:id="rId591">
+      <w:hyperlink r:id="rId646">
         <w:r>
           <w:rPr>
             <w:rStyle w:val="Hyperlink"/>
@@ -10424,7 +11589,7 @@
         <w:pStyle w:val="Compact"/>
         <w:numPr>
           <w:ilvl w:val="0"/>
-          <w:numId w:val="1003"/>
+          <w:numId w:val="1008"/>
         </w:numPr>
       </w:pPr>
       <w:r>
@@ -10433,7 +11598,7 @@
       <w:r>
         <w:t xml:space="preserve"> </w:t>
       </w:r>
-      <w:hyperlink r:id="rId592">
+      <w:hyperlink r:id="rId647">
         <w:r>
           <w:rPr>
             <w:rStyle w:val="Hyperlink"/>
@@ -10450,7 +11615,7 @@
       <w:r>
         <w:t xml:space="preserve"> </w:t>
       </w:r>
-      <w:hyperlink r:id="rId593">
+      <w:hyperlink r:id="rId648">
         <w:r>
           <w:rPr>
             <w:rStyle w:val="Hyperlink"/>
@@ -10464,7 +11629,7 @@
         <w:pStyle w:val="Compact"/>
         <w:numPr>
           <w:ilvl w:val="0"/>
-          <w:numId w:val="1003"/>
+          <w:numId w:val="1008"/>
         </w:numPr>
       </w:pPr>
       <w:r>
@@ -10473,7 +11638,7 @@
       <w:r>
         <w:t xml:space="preserve"> </w:t>
       </w:r>
-      <w:hyperlink r:id="rId594">
+      <w:hyperlink r:id="rId649">
         <w:r>
           <w:rPr>
             <w:rStyle w:val="Hyperlink"/>
@@ -10490,7 +11655,7 @@
       <w:r>
         <w:t xml:space="preserve"> </w:t>
       </w:r>
-      <w:hyperlink r:id="rId595">
+      <w:hyperlink r:id="rId650">
         <w:r>
           <w:rPr>
             <w:rStyle w:val="Hyperlink"/>
@@ -10504,7 +11669,7 @@
         <w:pStyle w:val="Compact"/>
         <w:numPr>
           <w:ilvl w:val="0"/>
-          <w:numId w:val="1003"/>
+          <w:numId w:val="1008"/>
         </w:numPr>
       </w:pPr>
       <w:r>
@@ -10513,7 +11678,7 @@
       <w:r>
         <w:t xml:space="preserve"> </w:t>
       </w:r>
-      <w:hyperlink r:id="rId596">
+      <w:hyperlink r:id="rId651">
         <w:r>
           <w:rPr>
             <w:rStyle w:val="Hyperlink"/>
@@ -10530,7 +11695,7 @@
       <w:r>
         <w:t xml:space="preserve"> </w:t>
       </w:r>
-      <w:hyperlink r:id="rId597">
+      <w:hyperlink r:id="rId652">
         <w:r>
           <w:rPr>
             <w:rStyle w:val="Hyperlink"/>
@@ -10544,7 +11709,7 @@
         <w:pStyle w:val="Compact"/>
         <w:numPr>
           <w:ilvl w:val="0"/>
-          <w:numId w:val="1003"/>
+          <w:numId w:val="1008"/>
         </w:numPr>
       </w:pPr>
       <w:r>
@@ -10553,7 +11718,7 @@
       <w:r>
         <w:t xml:space="preserve"> </w:t>
       </w:r>
-      <w:hyperlink r:id="rId598">
+      <w:hyperlink r:id="rId653">
         <w:r>
           <w:rPr>
             <w:rStyle w:val="Hyperlink"/>
@@ -10570,7 +11735,7 @@
       <w:r>
         <w:t xml:space="preserve"> </w:t>
       </w:r>
-      <w:hyperlink r:id="rId599">
+      <w:hyperlink r:id="rId654">
         <w:r>
           <w:rPr>
             <w:rStyle w:val="Hyperlink"/>
@@ -10579,14 +11744,14 @@
         </w:r>
       </w:hyperlink>
     </w:p>
-    <w:bookmarkEnd w:id="600"/>
-    <w:bookmarkStart w:id="610" w:name="generar-códigos-qr"/>
+    <w:bookmarkEnd w:id="655"/>
+    <w:bookmarkStart w:id="665" w:name="generar-códigos-qr"/>
     <w:p>
       <w:pPr>
         <w:pStyle w:val="Heading2"/>
       </w:pPr>
       <w:r>
-        <w:t xml:space="preserve">4 Generar códigos QR</w:t>
+        <w:t xml:space="preserve">5 Generar códigos QR</w:t>
       </w:r>
     </w:p>
     <w:p>
@@ -10687,18 +11852,18 @@
           <wp:inline>
             <wp:extent cx="4620126" cy="3696101"/>
             <wp:effectExtent b="0" l="0" r="0" t="0"/>
-            <wp:docPr descr="" title="" id="602" name="Picture"/>
+            <wp:docPr descr="" title="" id="657" name="Picture"/>
             <a:graphic>
               <a:graphicData uri="http://schemas.openxmlformats.org/drawingml/2006/picture">
                 <pic:pic>
                   <pic:nvPicPr>
-                    <pic:cNvPr descr="index_files/figure-docx/generar-QR-Github-1.png" id="603" name="Picture"/>
+                    <pic:cNvPr descr="index_files/figure-docx/generar-QR-Github-1.png" id="658" name="Picture"/>
                     <pic:cNvPicPr>
                       <a:picLocks noChangeArrowheads="1" noChangeAspect="1"/>
                     </pic:cNvPicPr>
                   </pic:nvPicPr>
                   <pic:blipFill>
-                    <a:blip r:embed="rId601"/>
+                    <a:blip r:embed="rId656"/>
                     <a:stretch>
                       <a:fillRect/>
                     </a:stretch>
@@ -10864,18 +12029,18 @@
           <wp:inline>
             <wp:extent cx="4620126" cy="3696101"/>
             <wp:effectExtent b="0" l="0" r="0" t="0"/>
-            <wp:docPr descr="" title="" id="605" name="Picture"/>
+            <wp:docPr descr="" title="" id="660" name="Picture"/>
             <a:graphic>
               <a:graphicData uri="http://schemas.openxmlformats.org/drawingml/2006/picture">
                 <pic:pic>
                   <pic:nvPicPr>
-                    <pic:cNvPr descr="index_files/figure-docx/generar-QR-Github-Pages-1.png" id="606" name="Picture"/>
+                    <pic:cNvPr descr="index_files/figure-docx/generar-QR-Github-Pages-1.png" id="661" name="Picture"/>
                     <pic:cNvPicPr>
                       <a:picLocks noChangeArrowheads="1" noChangeAspect="1"/>
                     </pic:cNvPicPr>
                   </pic:nvPicPr>
                   <pic:blipFill>
-                    <a:blip r:embed="rId604"/>
+                    <a:blip r:embed="rId659"/>
                     <a:stretch>
                       <a:fillRect/>
                     </a:stretch>
@@ -11041,18 +12206,18 @@
           <wp:inline>
             <wp:extent cx="4620126" cy="3696101"/>
             <wp:effectExtent b="0" l="0" r="0" t="0"/>
-            <wp:docPr descr="" title="" id="608" name="Picture"/>
+            <wp:docPr descr="" title="" id="663" name="Picture"/>
             <a:graphic>
               <a:graphicData uri="http://schemas.openxmlformats.org/drawingml/2006/picture">
                 <pic:pic>
                   <pic:nvPicPr>
-                    <pic:cNvPr descr="index_files/figure-docx/generar-QR-Netlify-1.png" id="609" name="Picture"/>
+                    <pic:cNvPr descr="index_files/figure-docx/generar-QR-Netlify-1.png" id="664" name="Picture"/>
                     <pic:cNvPicPr>
                       <a:picLocks noChangeArrowheads="1" noChangeAspect="1"/>
                     </pic:cNvPicPr>
                   </pic:nvPicPr>
                   <pic:blipFill>
-                    <a:blip r:embed="rId607"/>
+                    <a:blip r:embed="rId662"/>
                     <a:stretch>
                       <a:fillRect/>
                     </a:stretch>
@@ -11120,14 +12285,14 @@
         <w:t xml:space="preserve">)</w:t>
       </w:r>
     </w:p>
-    <w:bookmarkEnd w:id="610"/>
-    <w:bookmarkStart w:id="613" w:name="revisar-los-links"/>
+    <w:bookmarkEnd w:id="665"/>
+    <w:bookmarkStart w:id="668" w:name="revisar-los-links"/>
     <w:p>
       <w:pPr>
         <w:pStyle w:val="Heading2"/>
       </w:pPr>
       <w:r>
-        <w:t xml:space="preserve">5 Revisar los links</w:t>
+        <w:t xml:space="preserve">6 Revisar los links</w:t>
       </w:r>
     </w:p>
     <w:p>
@@ -11140,7 +12305,7 @@
       <w:r>
         <w:t xml:space="preserve"> </w:t>
       </w:r>
-      <w:hyperlink r:id="rId611">
+      <w:hyperlink r:id="rId666">
         <w:r>
           <w:rPr>
             <w:rStyle w:val="VerbatimChar"/>
@@ -11174,7 +12339,7 @@
       <w:r>
         <w:t xml:space="preserve"> </w:t>
       </w:r>
-      <w:hyperlink r:id="rId612">
+      <w:hyperlink r:id="rId667">
         <w:r>
           <w:rPr>
             <w:rStyle w:val="Hyperlink"/>
@@ -11198,7 +12363,7 @@
         <w:t xml:space="preserve">.</w:t>
       </w:r>
     </w:p>
-    <w:bookmarkEnd w:id="613"/>
+    <w:bookmarkEnd w:id="668"/>
     <w:sectPr>
       <w:footnotePr>
         <w:numRestart w:val="eachSect"/>
@@ -11422,6 +12587,21 @@
     <w:abstractNumId w:val="991"/>
   </w:num>
   <w:num w:numId="1003">
+    <w:abstractNumId w:val="991"/>
+  </w:num>
+  <w:num w:numId="1004">
+    <w:abstractNumId w:val="991"/>
+  </w:num>
+  <w:num w:numId="1005">
+    <w:abstractNumId w:val="991"/>
+  </w:num>
+  <w:num w:numId="1006">
+    <w:abstractNumId w:val="991"/>
+  </w:num>
+  <w:num w:numId="1007">
+    <w:abstractNumId w:val="991"/>
+  </w:num>
+  <w:num w:numId="1008">
     <w:abstractNumId w:val="991"/>
   </w:num>
 </w:numbering>
